--- a/инструкциядокер.docx
+++ b/инструкциядокер.docx
@@ -19,50 +19,45 @@
         <w:spacing w:before="0" w:beforeAutospacing="0" w:after="180" w:afterAutospacing="0" w:line="12" w:lineRule="atLeast"/>
         <w:ind w:left="0" w:right="0"/>
         <w:rPr>
-          <w:rFonts w:ascii="sans-serif" w:hAnsi="sans-serif" w:eastAsia="sans-serif" w:cs="sans-serif"/>
-          <w:color w:val="1F1F1F"/>
-        </w:rPr>
-      </w:pPr>
-      <w:r>
-        <w:rPr>
-          <w:rFonts w:hint="default" w:ascii="sans-serif" w:hAnsi="sans-serif" w:eastAsia="sans-serif" w:cs="sans-serif"/>
-          <w:color w:val="1F1F1F"/>
-          <w:bdr w:val="none" w:color="auto" w:sz="0" w:space="0"/>
+          <w:rFonts w:hint="default" w:ascii="Times New Roman" w:hAnsi="Times New Roman" w:eastAsia="sans-serif" w:cs="Times New Roman"/>
+          <w:color w:val="1F1F1F"/>
+        </w:rPr>
+      </w:pPr>
+      <w:r>
+        <w:rPr>
+          <w:rFonts w:hint="default" w:ascii="Times New Roman" w:hAnsi="Times New Roman" w:eastAsia="sans-serif" w:cs="Times New Roman"/>
+          <w:color w:val="1F1F1F"/>
         </w:rPr>
         <w:t xml:space="preserve">Это самый важный этап. Поскольку </w:t>
       </w:r>
       <w:r>
         <w:rPr>
           <w:rStyle w:val="6"/>
-          <w:rFonts w:hint="default" w:ascii="sans-serif" w:hAnsi="sans-serif" w:eastAsia="sans-serif" w:cs="sans-serif"/>
+          <w:rFonts w:hint="default" w:ascii="Times New Roman" w:hAnsi="Times New Roman" w:eastAsia="sans-serif" w:cs="Times New Roman"/>
           <w:color w:val="444746"/>
-          <w:bdr w:val="none" w:color="444746" w:sz="0" w:space="0"/>
         </w:rPr>
         <w:t>apt-get install docker</w:t>
       </w:r>
       <w:r>
         <w:rPr>
-          <w:rFonts w:hint="default" w:ascii="sans-serif" w:hAnsi="sans-serif" w:eastAsia="sans-serif" w:cs="sans-serif"/>
-          <w:color w:val="1F1F1F"/>
-          <w:bdr w:val="none" w:color="auto" w:sz="0" w:space="0"/>
+          <w:rFonts w:hint="default" w:ascii="Times New Roman" w:hAnsi="Times New Roman" w:eastAsia="sans-serif" w:cs="Times New Roman"/>
+          <w:color w:val="1F1F1F"/>
         </w:rPr>
         <w:t xml:space="preserve"> не сработает без интернета, мы пойдем путем </w:t>
       </w:r>
       <w:r>
         <w:rPr>
-          <w:rFonts w:hint="default" w:ascii="sans-serif" w:hAnsi="sans-serif" w:eastAsia="sans-serif" w:cs="sans-serif"/>
+          <w:rFonts w:hint="default" w:ascii="Times New Roman" w:hAnsi="Times New Roman" w:eastAsia="sans-serif" w:cs="Times New Roman"/>
           <w:b/>
           <w:bCs/>
           <w:color w:val="1F1F1F"/>
-          <w:bdr w:val="none" w:color="1F1F1F" w:sz="0" w:space="0"/>
         </w:rPr>
         <w:t>статических бинарных файлов</w:t>
       </w:r>
       <w:r>
         <w:rPr>
-          <w:rFonts w:hint="default" w:ascii="sans-serif" w:hAnsi="sans-serif" w:eastAsia="sans-serif" w:cs="sans-serif"/>
-          <w:color w:val="1F1F1F"/>
-          <w:bdr w:val="none" w:color="auto" w:sz="0" w:space="0"/>
+          <w:rFonts w:hint="default" w:ascii="Times New Roman" w:hAnsi="Times New Roman" w:eastAsia="sans-serif" w:cs="Times New Roman"/>
+          <w:color w:val="1F1F1F"/>
         </w:rPr>
         <w:t>. Это по сути перенос «экзешников» Docker, которые уже скомпилированы и готовы к работе.</w:t>
       </w:r>
@@ -84,15 +79,14 @@
         <w:spacing w:before="0" w:beforeAutospacing="0" w:after="180" w:afterAutospacing="0" w:line="12" w:lineRule="atLeast"/>
         <w:ind w:left="0" w:right="0"/>
         <w:rPr>
-          <w:rFonts w:hint="default" w:ascii="sans-serif" w:hAnsi="sans-serif" w:eastAsia="sans-serif" w:cs="sans-serif"/>
-          <w:color w:val="1F1F1F"/>
-        </w:rPr>
-      </w:pPr>
-      <w:r>
-        <w:rPr>
-          <w:rFonts w:hint="default" w:ascii="sans-serif" w:hAnsi="sans-serif" w:eastAsia="sans-serif" w:cs="sans-serif"/>
-          <w:color w:val="1F1F1F"/>
-          <w:bdr w:val="none" w:color="auto" w:sz="0" w:space="0"/>
+          <w:rFonts w:hint="default" w:ascii="Times New Roman" w:hAnsi="Times New Roman" w:eastAsia="sans-serif" w:cs="Times New Roman"/>
+          <w:color w:val="1F1F1F"/>
+        </w:rPr>
+      </w:pPr>
+      <w:r>
+        <w:rPr>
+          <w:rFonts w:hint="default" w:ascii="Times New Roman" w:hAnsi="Times New Roman" w:eastAsia="sans-serif" w:cs="Times New Roman"/>
+          <w:color w:val="1F1F1F"/>
         </w:rPr>
         <w:t>Вот подробный алгоритм, как оживить Docker в «пустой» Astra Linux.</w:t>
       </w:r>
@@ -113,13 +107,13 @@
         <w:spacing w:before="0" w:beforeAutospacing="0" w:after="96" w:afterAutospacing="0" w:line="12" w:lineRule="atLeast"/>
         <w:ind w:left="0" w:right="0"/>
         <w:rPr>
-          <w:rFonts w:hint="default" w:ascii="sans-serif" w:hAnsi="sans-serif" w:eastAsia="sans-serif" w:cs="sans-serif"/>
+          <w:rFonts w:hint="default" w:ascii="Times New Roman" w:hAnsi="Times New Roman" w:eastAsia="sans-serif" w:cs="Times New Roman"/>
           <w:color w:val="808080"/>
         </w:rPr>
       </w:pPr>
       <w:r>
         <w:rPr>
-          <w:rFonts w:hint="default" w:ascii="sans-serif" w:hAnsi="sans-serif" w:eastAsia="sans-serif" w:cs="sans-serif"/>
+          <w:rFonts w:hint="default" w:ascii="Times New Roman" w:hAnsi="Times New Roman" w:eastAsia="sans-serif" w:cs="Times New Roman"/>
           <w:color w:val="1F1F1F"/>
         </w:rPr>
         <w:pict>
@@ -152,15 +146,14 @@
         <w:spacing w:before="0" w:beforeAutospacing="0" w:after="80" w:afterAutospacing="0" w:line="12" w:lineRule="atLeast"/>
         <w:ind w:left="0" w:right="0"/>
         <w:rPr>
-          <w:rFonts w:hint="default" w:ascii="sans-serif" w:hAnsi="sans-serif" w:eastAsia="sans-serif" w:cs="sans-serif"/>
-          <w:color w:val="1F1F1F"/>
-        </w:rPr>
-      </w:pPr>
-      <w:r>
-        <w:rPr>
-          <w:rFonts w:hint="default" w:ascii="sans-serif" w:hAnsi="sans-serif" w:eastAsia="sans-serif" w:cs="sans-serif"/>
-          <w:color w:val="1F1F1F"/>
-          <w:bdr w:val="none" w:color="1F1F1F" w:sz="0" w:space="0"/>
+          <w:rFonts w:hint="default" w:ascii="Times New Roman" w:hAnsi="Times New Roman" w:eastAsia="sans-serif" w:cs="Times New Roman"/>
+          <w:color w:val="1F1F1F"/>
+        </w:rPr>
+      </w:pPr>
+      <w:r>
+        <w:rPr>
+          <w:rFonts w:hint="default" w:ascii="Times New Roman" w:hAnsi="Times New Roman" w:eastAsia="sans-serif" w:cs="Times New Roman"/>
+          <w:color w:val="1F1F1F"/>
         </w:rPr>
         <w:t>1. Скачивание файлов (на Windows)</w:t>
       </w:r>
@@ -182,15 +175,15 @@
         <w:spacing w:before="0" w:beforeAutospacing="0" w:after="80" w:afterAutospacing="0" w:line="12" w:lineRule="atLeast"/>
         <w:ind w:left="0" w:right="0"/>
         <w:rPr>
-          <w:rFonts w:hint="default" w:ascii="sans-serif" w:hAnsi="sans-serif" w:eastAsia="sans-serif" w:cs="sans-serif"/>
-          <w:color w:val="1F1F1F"/>
-        </w:rPr>
-      </w:pPr>
-      <w:r>
-        <w:rPr>
-          <w:rFonts w:hint="default" w:ascii="sans-serif" w:hAnsi="sans-serif" w:eastAsia="sans-serif" w:cs="sans-serif"/>
-          <w:color w:val="1F1F1F"/>
-          <w:bdr w:val="none" w:color="auto" w:sz="0" w:space="0"/>
+          <w:rFonts w:hint="default" w:ascii="Times New Roman" w:hAnsi="Times New Roman" w:eastAsia="sans-serif" w:cs="Times New Roman"/>
+          <w:color w:val="1F1F1F"/>
+          <w:lang w:val="ru-RU"/>
+        </w:rPr>
+      </w:pPr>
+      <w:r>
+        <w:rPr>
+          <w:rFonts w:hint="default" w:ascii="Times New Roman" w:hAnsi="Times New Roman" w:eastAsia="sans-serif" w:cs="Times New Roman"/>
+          <w:color w:val="1F1F1F"/>
         </w:rPr>
         <w:t>Тебе нужно скачать два компонента: сам движок Docker и утилиту Docker Compose.</w:t>
       </w:r>
@@ -215,7 +208,7 @@
         <w:spacing w:before="0" w:beforeAutospacing="0" w:after="96" w:afterAutospacing="0" w:line="12" w:lineRule="atLeast"/>
         <w:ind w:left="0" w:right="0" w:hanging="360"/>
         <w:rPr>
-          <w:rFonts w:hint="default" w:ascii="sans-serif" w:hAnsi="sans-serif" w:eastAsia="sans-serif" w:cs="sans-serif"/>
+          <w:rFonts w:hint="default" w:ascii="Times New Roman" w:hAnsi="Times New Roman" w:eastAsia="sans-serif" w:cs="Times New Roman"/>
           <w:color w:val="1F1F1F"/>
         </w:rPr>
       </w:pPr>
@@ -237,91 +230,81 @@
         <w:spacing w:before="0" w:beforeAutospacing="0" w:after="80" w:afterAutospacing="0" w:line="12" w:lineRule="atLeast"/>
         <w:ind w:left="0" w:right="0"/>
         <w:rPr>
-          <w:rFonts w:hint="default" w:ascii="sans-serif" w:hAnsi="sans-serif" w:eastAsia="sans-serif" w:cs="sans-serif"/>
-          <w:color w:val="1F1F1F"/>
-        </w:rPr>
-      </w:pPr>
-      <w:r>
-        <w:rPr>
-          <w:rFonts w:hint="default" w:ascii="sans-serif" w:hAnsi="sans-serif" w:eastAsia="sans-serif" w:cs="sans-serif"/>
+          <w:rFonts w:hint="default" w:ascii="Times New Roman" w:hAnsi="Times New Roman" w:eastAsia="sans-serif" w:cs="Times New Roman"/>
+          <w:color w:val="1F1F1F"/>
+        </w:rPr>
+      </w:pPr>
+      <w:r>
+        <w:rPr>
+          <w:rFonts w:hint="default" w:ascii="Times New Roman" w:hAnsi="Times New Roman" w:eastAsia="sans-serif" w:cs="Times New Roman"/>
           <w:b/>
           <w:bCs/>
           <w:color w:val="1F1F1F"/>
-          <w:bdr w:val="none" w:color="1F1F1F" w:sz="0" w:space="0"/>
         </w:rPr>
         <w:t>Docker Engine:</w:t>
       </w:r>
       <w:r>
         <w:rPr>
-          <w:rFonts w:hint="default" w:ascii="sans-serif" w:hAnsi="sans-serif" w:eastAsia="sans-serif" w:cs="sans-serif"/>
-          <w:color w:val="1F1F1F"/>
-          <w:bdr w:val="none" w:color="auto" w:sz="0" w:space="0"/>
+          <w:rFonts w:hint="default" w:ascii="Times New Roman" w:hAnsi="Times New Roman" w:eastAsia="sans-serif" w:cs="Times New Roman"/>
+          <w:color w:val="1F1F1F"/>
         </w:rPr>
         <w:t xml:space="preserve"> Перейди на </w:t>
       </w:r>
       <w:r>
         <w:rPr>
-          <w:rFonts w:hint="default" w:ascii="sans-serif" w:hAnsi="sans-serif" w:eastAsia="sans-serif" w:cs="sans-serif"/>
+          <w:rFonts w:hint="default" w:ascii="Times New Roman" w:hAnsi="Times New Roman" w:eastAsia="sans-serif" w:cs="Times New Roman"/>
           <w:color w:val="0B57D0"/>
-          <w:bdr w:val="none" w:color="0B57D0" w:sz="0" w:space="0"/>
         </w:rPr>
         <w:fldChar w:fldCharType="begin"/>
       </w:r>
       <w:r>
         <w:rPr>
-          <w:rFonts w:hint="default" w:ascii="sans-serif" w:hAnsi="sans-serif" w:eastAsia="sans-serif" w:cs="sans-serif"/>
+          <w:rFonts w:hint="default" w:ascii="Times New Roman" w:hAnsi="Times New Roman" w:eastAsia="sans-serif" w:cs="Times New Roman"/>
           <w:color w:val="0B57D0"/>
-          <w:bdr w:val="none" w:color="0B57D0" w:sz="0" w:space="0"/>
         </w:rPr>
         <w:instrText xml:space="preserve"> HYPERLINK "https://download.docker.com/linux/static/stable/x86_64/" \t "https://gemini.google.com/app/_blank" </w:instrText>
       </w:r>
       <w:r>
         <w:rPr>
-          <w:rFonts w:hint="default" w:ascii="sans-serif" w:hAnsi="sans-serif" w:eastAsia="sans-serif" w:cs="sans-serif"/>
+          <w:rFonts w:hint="default" w:ascii="Times New Roman" w:hAnsi="Times New Roman" w:eastAsia="sans-serif" w:cs="Times New Roman"/>
           <w:color w:val="0B57D0"/>
-          <w:bdr w:val="none" w:color="0B57D0" w:sz="0" w:space="0"/>
         </w:rPr>
         <w:fldChar w:fldCharType="separate"/>
       </w:r>
       <w:r>
         <w:rPr>
           <w:rStyle w:val="5"/>
-          <w:rFonts w:hint="default" w:ascii="sans-serif" w:hAnsi="sans-serif" w:eastAsia="sans-serif" w:cs="sans-serif"/>
+          <w:rFonts w:hint="default" w:ascii="Times New Roman" w:hAnsi="Times New Roman" w:eastAsia="sans-serif" w:cs="Times New Roman"/>
           <w:color w:val="0B57D0"/>
-          <w:bdr w:val="none" w:color="0B57D0" w:sz="0" w:space="0"/>
         </w:rPr>
         <w:t>официальный сайт с архивами</w:t>
       </w:r>
       <w:r>
         <w:rPr>
-          <w:rFonts w:hint="default" w:ascii="sans-serif" w:hAnsi="sans-serif" w:eastAsia="sans-serif" w:cs="sans-serif"/>
+          <w:rFonts w:hint="default" w:ascii="Times New Roman" w:hAnsi="Times New Roman" w:eastAsia="sans-serif" w:cs="Times New Roman"/>
           <w:color w:val="0B57D0"/>
-          <w:bdr w:val="none" w:color="0B57D0" w:sz="0" w:space="0"/>
         </w:rPr>
         <w:fldChar w:fldCharType="end"/>
       </w:r>
       <w:r>
         <w:rPr>
-          <w:rFonts w:hint="default" w:ascii="sans-serif" w:hAnsi="sans-serif" w:eastAsia="sans-serif" w:cs="sans-serif"/>
-          <w:color w:val="1F1F1F"/>
-          <w:bdr w:val="none" w:color="auto" w:sz="0" w:space="0"/>
+          <w:rFonts w:hint="default" w:ascii="Times New Roman" w:hAnsi="Times New Roman" w:eastAsia="sans-serif" w:cs="Times New Roman"/>
+          <w:color w:val="1F1F1F"/>
         </w:rPr>
         <w:t xml:space="preserve">. Скачай файл версии 24 или 20, например: </w:t>
       </w:r>
       <w:r>
         <w:rPr>
           <w:rStyle w:val="6"/>
-          <w:rFonts w:hint="default" w:ascii="sans-serif" w:hAnsi="sans-serif" w:eastAsia="sans-serif" w:cs="sans-serif"/>
+          <w:rFonts w:hint="default" w:ascii="Times New Roman" w:hAnsi="Times New Roman" w:eastAsia="sans-serif" w:cs="Times New Roman"/>
           <w:color w:val="444746"/>
-          <w:bdr w:val="none" w:color="444746" w:sz="0" w:space="0"/>
         </w:rPr>
         <w:t>docker-24.0.7.tgz</w:t>
       </w:r>
       <w:r>
         <w:rPr>
-          <w:rFonts w:hint="default" w:ascii="sans-serif" w:hAnsi="sans-serif" w:eastAsia="sans-serif" w:cs="sans-serif"/>
-          <w:color w:val="1F1F1F"/>
-          <w:bdr w:val="none" w:color="auto" w:sz="0" w:space="0"/>
+          <w:rFonts w:hint="default" w:ascii="Times New Roman" w:hAnsi="Times New Roman" w:eastAsia="sans-serif" w:cs="Times New Roman"/>
+          <w:color w:val="1F1F1F"/>
         </w:rPr>
         <w:t>.</w:t>
       </w:r>
@@ -346,7 +329,7 @@
         <w:spacing w:before="0" w:beforeAutospacing="0" w:after="96" w:afterAutospacing="0" w:line="12" w:lineRule="atLeast"/>
         <w:ind w:left="0" w:right="0" w:hanging="360"/>
         <w:rPr>
-          <w:rFonts w:hint="default" w:ascii="sans-serif" w:hAnsi="sans-serif" w:eastAsia="sans-serif" w:cs="sans-serif"/>
+          <w:rFonts w:hint="default" w:ascii="Times New Roman" w:hAnsi="Times New Roman" w:eastAsia="sans-serif" w:cs="Times New Roman"/>
           <w:color w:val="1F1F1F"/>
         </w:rPr>
       </w:pPr>
@@ -371,7 +354,7 @@
         <w:spacing w:before="0" w:beforeAutospacing="0" w:after="96" w:afterAutospacing="0" w:line="12" w:lineRule="atLeast"/>
         <w:ind w:left="0" w:right="0" w:hanging="360"/>
         <w:rPr>
-          <w:rFonts w:hint="default" w:ascii="sans-serif" w:hAnsi="sans-serif" w:eastAsia="sans-serif" w:cs="sans-serif"/>
+          <w:rFonts w:hint="default" w:ascii="Times New Roman" w:hAnsi="Times New Roman" w:eastAsia="sans-serif" w:cs="Times New Roman"/>
           <w:color w:val="1F1F1F"/>
         </w:rPr>
       </w:pPr>
@@ -393,109 +376,97 @@
         <w:spacing w:before="0" w:beforeAutospacing="0" w:after="80" w:afterAutospacing="0" w:line="12" w:lineRule="atLeast"/>
         <w:ind w:left="0" w:right="0"/>
         <w:rPr>
-          <w:rFonts w:hint="default" w:ascii="sans-serif" w:hAnsi="sans-serif" w:eastAsia="sans-serif" w:cs="sans-serif"/>
-          <w:color w:val="1F1F1F"/>
-        </w:rPr>
-      </w:pPr>
-      <w:r>
-        <w:rPr>
-          <w:rFonts w:hint="default" w:ascii="sans-serif" w:hAnsi="sans-serif" w:eastAsia="sans-serif" w:cs="sans-serif"/>
+          <w:rFonts w:hint="default" w:ascii="Times New Roman" w:hAnsi="Times New Roman" w:eastAsia="sans-serif" w:cs="Times New Roman"/>
+          <w:color w:val="1F1F1F"/>
+        </w:rPr>
+      </w:pPr>
+      <w:r>
+        <w:rPr>
+          <w:rFonts w:hint="default" w:ascii="Times New Roman" w:hAnsi="Times New Roman" w:eastAsia="sans-serif" w:cs="Times New Roman"/>
           <w:b/>
           <w:bCs/>
           <w:color w:val="1F1F1F"/>
-          <w:bdr w:val="none" w:color="1F1F1F" w:sz="0" w:space="0"/>
         </w:rPr>
         <w:t>Docker Compose:</w:t>
       </w:r>
       <w:r>
         <w:rPr>
-          <w:rFonts w:hint="default" w:ascii="sans-serif" w:hAnsi="sans-serif" w:eastAsia="sans-serif" w:cs="sans-serif"/>
-          <w:color w:val="1F1F1F"/>
-          <w:bdr w:val="none" w:color="auto" w:sz="0" w:space="0"/>
+          <w:rFonts w:hint="default" w:ascii="Times New Roman" w:hAnsi="Times New Roman" w:eastAsia="sans-serif" w:cs="Times New Roman"/>
+          <w:color w:val="1F1F1F"/>
         </w:rPr>
         <w:t xml:space="preserve"> Перейди в </w:t>
       </w:r>
       <w:r>
         <w:rPr>
-          <w:rFonts w:hint="default" w:ascii="sans-serif" w:hAnsi="sans-serif" w:eastAsia="sans-serif" w:cs="sans-serif"/>
+          <w:rFonts w:hint="default" w:ascii="Times New Roman" w:hAnsi="Times New Roman" w:eastAsia="sans-serif" w:cs="Times New Roman"/>
           <w:color w:val="0B57D0"/>
-          <w:bdr w:val="none" w:color="0B57D0" w:sz="0" w:space="0"/>
         </w:rPr>
         <w:fldChar w:fldCharType="begin"/>
       </w:r>
       <w:r>
         <w:rPr>
-          <w:rFonts w:hint="default" w:ascii="sans-serif" w:hAnsi="sans-serif" w:eastAsia="sans-serif" w:cs="sans-serif"/>
+          <w:rFonts w:hint="default" w:ascii="Times New Roman" w:hAnsi="Times New Roman" w:eastAsia="sans-serif" w:cs="Times New Roman"/>
           <w:color w:val="0B57D0"/>
-          <w:bdr w:val="none" w:color="0B57D0" w:sz="0" w:space="0"/>
         </w:rPr>
         <w:instrText xml:space="preserve"> HYPERLINK "https://github.com/docker/compose/releases" \t "https://gemini.google.com/app/_blank" </w:instrText>
       </w:r>
       <w:r>
         <w:rPr>
-          <w:rFonts w:hint="default" w:ascii="sans-serif" w:hAnsi="sans-serif" w:eastAsia="sans-serif" w:cs="sans-serif"/>
+          <w:rFonts w:hint="default" w:ascii="Times New Roman" w:hAnsi="Times New Roman" w:eastAsia="sans-serif" w:cs="Times New Roman"/>
           <w:color w:val="0B57D0"/>
-          <w:bdr w:val="none" w:color="0B57D0" w:sz="0" w:space="0"/>
         </w:rPr>
         <w:fldChar w:fldCharType="separate"/>
       </w:r>
       <w:r>
         <w:rPr>
           <w:rStyle w:val="5"/>
-          <w:rFonts w:hint="default" w:ascii="sans-serif" w:hAnsi="sans-serif" w:eastAsia="sans-serif" w:cs="sans-serif"/>
+          <w:rFonts w:hint="default" w:ascii="Times New Roman" w:hAnsi="Times New Roman" w:eastAsia="sans-serif" w:cs="Times New Roman"/>
           <w:color w:val="0B57D0"/>
-          <w:bdr w:val="none" w:color="0B57D0" w:sz="0" w:space="0"/>
         </w:rPr>
         <w:t>репозиторий GitHub</w:t>
       </w:r>
       <w:r>
         <w:rPr>
-          <w:rFonts w:hint="default" w:ascii="sans-serif" w:hAnsi="sans-serif" w:eastAsia="sans-serif" w:cs="sans-serif"/>
+          <w:rFonts w:hint="default" w:ascii="Times New Roman" w:hAnsi="Times New Roman" w:eastAsia="sans-serif" w:cs="Times New Roman"/>
           <w:color w:val="0B57D0"/>
-          <w:bdr w:val="none" w:color="0B57D0" w:sz="0" w:space="0"/>
         </w:rPr>
         <w:fldChar w:fldCharType="end"/>
       </w:r>
       <w:r>
         <w:rPr>
-          <w:rFonts w:hint="default" w:ascii="sans-serif" w:hAnsi="sans-serif" w:eastAsia="sans-serif" w:cs="sans-serif"/>
-          <w:color w:val="1F1F1F"/>
-          <w:bdr w:val="none" w:color="auto" w:sz="0" w:space="0"/>
+          <w:rFonts w:hint="default" w:ascii="Times New Roman" w:hAnsi="Times New Roman" w:eastAsia="sans-serif" w:cs="Times New Roman"/>
+          <w:color w:val="1F1F1F"/>
         </w:rPr>
         <w:t xml:space="preserve">. Найди последнюю версию и скачай файл </w:t>
       </w:r>
       <w:r>
         <w:rPr>
           <w:rStyle w:val="6"/>
-          <w:rFonts w:hint="default" w:ascii="sans-serif" w:hAnsi="sans-serif" w:eastAsia="sans-serif" w:cs="sans-serif"/>
+          <w:rFonts w:hint="default" w:ascii="Times New Roman" w:hAnsi="Times New Roman" w:eastAsia="sans-serif" w:cs="Times New Roman"/>
           <w:color w:val="444746"/>
-          <w:bdr w:val="none" w:color="444746" w:sz="0" w:space="0"/>
         </w:rPr>
         <w:t>docker-compose-linux-x86_64</w:t>
       </w:r>
       <w:r>
         <w:rPr>
-          <w:rFonts w:hint="default" w:ascii="sans-serif" w:hAnsi="sans-serif" w:eastAsia="sans-serif" w:cs="sans-serif"/>
-          <w:color w:val="1F1F1F"/>
-          <w:bdr w:val="none" w:color="auto" w:sz="0" w:space="0"/>
+          <w:rFonts w:hint="default" w:ascii="Times New Roman" w:hAnsi="Times New Roman" w:eastAsia="sans-serif" w:cs="Times New Roman"/>
+          <w:color w:val="1F1F1F"/>
         </w:rPr>
         <w:t xml:space="preserve">. </w:t>
       </w:r>
       <w:r>
         <w:rPr>
-          <w:rFonts w:hint="default" w:ascii="sans-serif" w:hAnsi="sans-serif" w:eastAsia="sans-serif" w:cs="sans-serif"/>
+          <w:rFonts w:hint="default" w:ascii="Times New Roman" w:hAnsi="Times New Roman" w:eastAsia="sans-serif" w:cs="Times New Roman"/>
           <w:b/>
           <w:bCs/>
           <w:color w:val="1F1F1F"/>
-          <w:bdr w:val="none" w:color="1F1F1F" w:sz="0" w:space="0"/>
         </w:rPr>
         <w:t>Важно:</w:t>
       </w:r>
       <w:r>
         <w:rPr>
-          <w:rFonts w:hint="default" w:ascii="sans-serif" w:hAnsi="sans-serif" w:eastAsia="sans-serif" w:cs="sans-serif"/>
-          <w:color w:val="1F1F1F"/>
-          <w:bdr w:val="none" w:color="auto" w:sz="0" w:space="0"/>
+          <w:rFonts w:hint="default" w:ascii="Times New Roman" w:hAnsi="Times New Roman" w:eastAsia="sans-serif" w:cs="Times New Roman"/>
+          <w:color w:val="1F1F1F"/>
         </w:rPr>
         <w:t xml:space="preserve"> бери именно файл без расширения, а не исходный код.</w:t>
       </w:r>
@@ -520,7 +491,7 @@
         <w:spacing w:before="0" w:beforeAutospacing="0" w:after="96" w:afterAutospacing="0" w:line="12" w:lineRule="atLeast"/>
         <w:ind w:left="0" w:right="0" w:hanging="360"/>
         <w:rPr>
-          <w:rFonts w:hint="default" w:ascii="sans-serif" w:hAnsi="sans-serif" w:eastAsia="sans-serif" w:cs="sans-serif"/>
+          <w:rFonts w:hint="default" w:ascii="Times New Roman" w:hAnsi="Times New Roman" w:eastAsia="sans-serif" w:cs="Times New Roman"/>
           <w:color w:val="1F1F1F"/>
         </w:rPr>
       </w:pPr>
@@ -541,13 +512,13 @@
         <w:spacing w:before="0" w:beforeAutospacing="0" w:after="96" w:afterAutospacing="0" w:line="12" w:lineRule="atLeast"/>
         <w:ind w:left="0" w:right="0"/>
         <w:rPr>
-          <w:rFonts w:hint="default" w:ascii="sans-serif" w:hAnsi="sans-serif" w:eastAsia="sans-serif" w:cs="sans-serif"/>
+          <w:rFonts w:hint="default" w:ascii="Times New Roman" w:hAnsi="Times New Roman" w:eastAsia="sans-serif" w:cs="Times New Roman"/>
           <w:color w:val="808080"/>
         </w:rPr>
       </w:pPr>
       <w:r>
         <w:rPr>
-          <w:rFonts w:hint="default" w:ascii="sans-serif" w:hAnsi="sans-serif" w:eastAsia="sans-serif" w:cs="sans-serif"/>
+          <w:rFonts w:hint="default" w:ascii="Times New Roman" w:hAnsi="Times New Roman" w:eastAsia="sans-serif" w:cs="Times New Roman"/>
           <w:color w:val="1F1F1F"/>
         </w:rPr>
         <w:pict>
@@ -580,15 +551,14 @@
         <w:spacing w:before="0" w:beforeAutospacing="0" w:after="80" w:afterAutospacing="0" w:line="12" w:lineRule="atLeast"/>
         <w:ind w:left="0" w:right="0"/>
         <w:rPr>
-          <w:rFonts w:hint="default" w:ascii="sans-serif" w:hAnsi="sans-serif" w:eastAsia="sans-serif" w:cs="sans-serif"/>
-          <w:color w:val="1F1F1F"/>
-        </w:rPr>
-      </w:pPr>
-      <w:r>
-        <w:rPr>
-          <w:rFonts w:hint="default" w:ascii="sans-serif" w:hAnsi="sans-serif" w:eastAsia="sans-serif" w:cs="sans-serif"/>
-          <w:color w:val="1F1F1F"/>
-          <w:bdr w:val="none" w:color="1F1F1F" w:sz="0" w:space="0"/>
+          <w:rFonts w:hint="default" w:ascii="Times New Roman" w:hAnsi="Times New Roman" w:eastAsia="sans-serif" w:cs="Times New Roman"/>
+          <w:color w:val="1F1F1F"/>
+        </w:rPr>
+      </w:pPr>
+      <w:r>
+        <w:rPr>
+          <w:rFonts w:hint="default" w:ascii="Times New Roman" w:hAnsi="Times New Roman" w:eastAsia="sans-serif" w:cs="Times New Roman"/>
+          <w:color w:val="1F1F1F"/>
         </w:rPr>
         <w:t>2. Перенос в Astra Linux (через MobaXterm)</w:t>
       </w:r>
@@ -613,7 +583,7 @@
         <w:spacing w:before="0" w:beforeAutospacing="0" w:after="96" w:afterAutospacing="0" w:line="12" w:lineRule="atLeast"/>
         <w:ind w:left="0" w:right="0" w:hanging="360"/>
         <w:rPr>
-          <w:rFonts w:hint="default" w:ascii="sans-serif" w:hAnsi="sans-serif" w:eastAsia="sans-serif" w:cs="sans-serif"/>
+          <w:rFonts w:hint="default" w:ascii="Times New Roman" w:hAnsi="Times New Roman" w:eastAsia="sans-serif" w:cs="Times New Roman"/>
           <w:color w:val="1F1F1F"/>
         </w:rPr>
       </w:pPr>
@@ -635,15 +605,14 @@
         <w:spacing w:before="0" w:beforeAutospacing="0" w:after="80" w:afterAutospacing="0" w:line="12" w:lineRule="atLeast"/>
         <w:ind w:left="0" w:right="0"/>
         <w:rPr>
-          <w:rFonts w:hint="default" w:ascii="sans-serif" w:hAnsi="sans-serif" w:eastAsia="sans-serif" w:cs="sans-serif"/>
-          <w:color w:val="1F1F1F"/>
-        </w:rPr>
-      </w:pPr>
-      <w:r>
-        <w:rPr>
-          <w:rFonts w:hint="default" w:ascii="sans-serif" w:hAnsi="sans-serif" w:eastAsia="sans-serif" w:cs="sans-serif"/>
-          <w:color w:val="1F1F1F"/>
-          <w:bdr w:val="none" w:color="auto" w:sz="0" w:space="0"/>
+          <w:rFonts w:hint="default" w:ascii="Times New Roman" w:hAnsi="Times New Roman" w:eastAsia="sans-serif" w:cs="Times New Roman"/>
+          <w:color w:val="1F1F1F"/>
+        </w:rPr>
+      </w:pPr>
+      <w:r>
+        <w:rPr>
+          <w:rFonts w:hint="default" w:ascii="Times New Roman" w:hAnsi="Times New Roman" w:eastAsia="sans-serif" w:cs="Times New Roman"/>
+          <w:color w:val="1F1F1F"/>
         </w:rPr>
         <w:t>В MobaXterm открой свою SSH-сессию.</w:t>
       </w:r>
@@ -668,7 +637,7 @@
         <w:spacing w:before="0" w:beforeAutospacing="0" w:after="96" w:afterAutospacing="0" w:line="12" w:lineRule="atLeast"/>
         <w:ind w:left="0" w:right="0" w:hanging="360"/>
         <w:rPr>
-          <w:rFonts w:hint="default" w:ascii="sans-serif" w:hAnsi="sans-serif" w:eastAsia="sans-serif" w:cs="sans-serif"/>
+          <w:rFonts w:hint="default" w:ascii="Times New Roman" w:hAnsi="Times New Roman" w:eastAsia="sans-serif" w:cs="Times New Roman"/>
           <w:color w:val="1F1F1F"/>
         </w:rPr>
       </w:pPr>
@@ -693,7 +662,7 @@
         <w:spacing w:before="0" w:beforeAutospacing="0" w:after="96" w:afterAutospacing="0" w:line="12" w:lineRule="atLeast"/>
         <w:ind w:left="0" w:right="0" w:hanging="360"/>
         <w:rPr>
-          <w:rFonts w:hint="default" w:ascii="sans-serif" w:hAnsi="sans-serif" w:eastAsia="sans-serif" w:cs="sans-serif"/>
+          <w:rFonts w:hint="default" w:ascii="Times New Roman" w:hAnsi="Times New Roman" w:eastAsia="sans-serif" w:cs="Times New Roman"/>
           <w:color w:val="1F1F1F"/>
         </w:rPr>
       </w:pPr>
@@ -715,32 +684,29 @@
         <w:spacing w:before="0" w:beforeAutospacing="0" w:after="80" w:afterAutospacing="0" w:line="12" w:lineRule="atLeast"/>
         <w:ind w:left="0" w:right="0"/>
         <w:rPr>
-          <w:rFonts w:hint="default" w:ascii="sans-serif" w:hAnsi="sans-serif" w:eastAsia="sans-serif" w:cs="sans-serif"/>
-          <w:color w:val="1F1F1F"/>
-        </w:rPr>
-      </w:pPr>
-      <w:r>
-        <w:rPr>
-          <w:rFonts w:hint="default" w:ascii="sans-serif" w:hAnsi="sans-serif" w:eastAsia="sans-serif" w:cs="sans-serif"/>
-          <w:color w:val="1F1F1F"/>
-          <w:bdr w:val="none" w:color="auto" w:sz="0" w:space="0"/>
+          <w:rFonts w:hint="default" w:ascii="Times New Roman" w:hAnsi="Times New Roman" w:eastAsia="sans-serif" w:cs="Times New Roman"/>
+          <w:color w:val="1F1F1F"/>
+        </w:rPr>
+      </w:pPr>
+      <w:r>
+        <w:rPr>
+          <w:rFonts w:hint="default" w:ascii="Times New Roman" w:hAnsi="Times New Roman" w:eastAsia="sans-serif" w:cs="Times New Roman"/>
+          <w:color w:val="1F1F1F"/>
         </w:rPr>
         <w:t xml:space="preserve">В левой панели SFTP перетащи оба скачанных файла в папку </w:t>
       </w:r>
       <w:r>
         <w:rPr>
           <w:rStyle w:val="6"/>
-          <w:rFonts w:hint="default" w:ascii="sans-serif" w:hAnsi="sans-serif" w:eastAsia="sans-serif" w:cs="sans-serif"/>
+          <w:rFonts w:hint="default" w:ascii="Times New Roman" w:hAnsi="Times New Roman" w:eastAsia="sans-serif" w:cs="Times New Roman"/>
           <w:color w:val="444746"/>
-          <w:bdr w:val="none" w:color="444746" w:sz="0" w:space="0"/>
         </w:rPr>
         <w:t>/home/administrator</w:t>
       </w:r>
       <w:r>
         <w:rPr>
-          <w:rFonts w:hint="default" w:ascii="sans-serif" w:hAnsi="sans-serif" w:eastAsia="sans-serif" w:cs="sans-serif"/>
-          <w:color w:val="1F1F1F"/>
-          <w:bdr w:val="none" w:color="auto" w:sz="0" w:space="0"/>
+          <w:rFonts w:hint="default" w:ascii="Times New Roman" w:hAnsi="Times New Roman" w:eastAsia="sans-serif" w:cs="Times New Roman"/>
+          <w:color w:val="1F1F1F"/>
         </w:rPr>
         <w:t>.</w:t>
       </w:r>
@@ -765,7 +731,7 @@
         <w:spacing w:before="0" w:beforeAutospacing="0" w:after="96" w:afterAutospacing="0" w:line="12" w:lineRule="atLeast"/>
         <w:ind w:left="0" w:right="0" w:hanging="360"/>
         <w:rPr>
-          <w:rFonts w:hint="default" w:ascii="sans-serif" w:hAnsi="sans-serif" w:eastAsia="sans-serif" w:cs="sans-serif"/>
+          <w:rFonts w:hint="default" w:ascii="Times New Roman" w:hAnsi="Times New Roman" w:eastAsia="sans-serif" w:cs="Times New Roman"/>
           <w:color w:val="1F1F1F"/>
         </w:rPr>
       </w:pPr>
@@ -786,13 +752,13 @@
         <w:spacing w:before="0" w:beforeAutospacing="0" w:after="96" w:afterAutospacing="0" w:line="12" w:lineRule="atLeast"/>
         <w:ind w:left="0" w:right="0"/>
         <w:rPr>
-          <w:rFonts w:hint="default" w:ascii="sans-serif" w:hAnsi="sans-serif" w:eastAsia="sans-serif" w:cs="sans-serif"/>
+          <w:rFonts w:hint="default" w:ascii="Times New Roman" w:hAnsi="Times New Roman" w:eastAsia="sans-serif" w:cs="Times New Roman"/>
           <w:color w:val="808080"/>
         </w:rPr>
       </w:pPr>
       <w:r>
         <w:rPr>
-          <w:rFonts w:hint="default" w:ascii="sans-serif" w:hAnsi="sans-serif" w:eastAsia="sans-serif" w:cs="sans-serif"/>
+          <w:rFonts w:hint="default" w:ascii="Times New Roman" w:hAnsi="Times New Roman" w:eastAsia="sans-serif" w:cs="Times New Roman"/>
           <w:color w:val="1F1F1F"/>
         </w:rPr>
         <w:pict>
@@ -825,15 +791,14 @@
         <w:spacing w:before="0" w:beforeAutospacing="0" w:after="80" w:afterAutospacing="0" w:line="12" w:lineRule="atLeast"/>
         <w:ind w:left="0" w:right="0"/>
         <w:rPr>
-          <w:rFonts w:hint="default" w:ascii="sans-serif" w:hAnsi="sans-serif" w:eastAsia="sans-serif" w:cs="sans-serif"/>
-          <w:color w:val="1F1F1F"/>
-        </w:rPr>
-      </w:pPr>
-      <w:r>
-        <w:rPr>
-          <w:rFonts w:hint="default" w:ascii="sans-serif" w:hAnsi="sans-serif" w:eastAsia="sans-serif" w:cs="sans-serif"/>
-          <w:color w:val="1F1F1F"/>
-          <w:bdr w:val="none" w:color="1F1F1F" w:sz="0" w:space="0"/>
+          <w:rFonts w:hint="default" w:ascii="Times New Roman" w:hAnsi="Times New Roman" w:eastAsia="sans-serif" w:cs="Times New Roman"/>
+          <w:color w:val="1F1F1F"/>
+        </w:rPr>
+      </w:pPr>
+      <w:r>
+        <w:rPr>
+          <w:rFonts w:hint="default" w:ascii="Times New Roman" w:hAnsi="Times New Roman" w:eastAsia="sans-serif" w:cs="Times New Roman"/>
+          <w:color w:val="1F1F1F"/>
         </w:rPr>
         <w:t>3. Установка Docker (в терминале MobaXterm)</w:t>
       </w:r>
@@ -855,15 +820,14 @@
         <w:spacing w:before="0" w:beforeAutospacing="0" w:after="180" w:afterAutospacing="0" w:line="12" w:lineRule="atLeast"/>
         <w:ind w:left="0" w:right="0"/>
         <w:rPr>
-          <w:rFonts w:hint="default" w:ascii="sans-serif" w:hAnsi="sans-serif" w:eastAsia="sans-serif" w:cs="sans-serif"/>
-          <w:color w:val="1F1F1F"/>
-        </w:rPr>
-      </w:pPr>
-      <w:r>
-        <w:rPr>
-          <w:rFonts w:hint="default" w:ascii="sans-serif" w:hAnsi="sans-serif" w:eastAsia="sans-serif" w:cs="sans-serif"/>
-          <w:color w:val="1F1F1F"/>
-          <w:bdr w:val="none" w:color="auto" w:sz="0" w:space="0"/>
+          <w:rFonts w:hint="default" w:ascii="Times New Roman" w:hAnsi="Times New Roman" w:eastAsia="sans-serif" w:cs="Times New Roman"/>
+          <w:color w:val="1F1F1F"/>
+        </w:rPr>
+      </w:pPr>
+      <w:r>
+        <w:rPr>
+          <w:rFonts w:hint="default" w:ascii="Times New Roman" w:hAnsi="Times New Roman" w:eastAsia="sans-serif" w:cs="Times New Roman"/>
+          <w:color w:val="1F1F1F"/>
         </w:rPr>
         <w:t>Теперь работаем «руками» в консоли Astra.</w:t>
       </w:r>
@@ -885,17 +849,16 @@
         <w:spacing w:before="0" w:beforeAutospacing="0" w:after="180" w:afterAutospacing="0" w:line="12" w:lineRule="atLeast"/>
         <w:ind w:left="0" w:right="0"/>
         <w:rPr>
-          <w:rFonts w:hint="default" w:ascii="sans-serif" w:hAnsi="sans-serif" w:eastAsia="sans-serif" w:cs="sans-serif"/>
-          <w:color w:val="1F1F1F"/>
-        </w:rPr>
-      </w:pPr>
-      <w:r>
-        <w:rPr>
-          <w:rFonts w:hint="default" w:ascii="sans-serif" w:hAnsi="sans-serif" w:eastAsia="sans-serif" w:cs="sans-serif"/>
+          <w:rFonts w:hint="default" w:ascii="Times New Roman" w:hAnsi="Times New Roman" w:eastAsia="sans-serif" w:cs="Times New Roman"/>
+          <w:color w:val="1F1F1F"/>
+        </w:rPr>
+      </w:pPr>
+      <w:r>
+        <w:rPr>
+          <w:rFonts w:hint="default" w:ascii="Times New Roman" w:hAnsi="Times New Roman" w:eastAsia="sans-serif" w:cs="Times New Roman"/>
           <w:b/>
           <w:bCs/>
           <w:color w:val="1F1F1F"/>
-          <w:bdr w:val="none" w:color="1F1F1F" w:sz="0" w:space="0"/>
         </w:rPr>
         <w:t>Распаковка:</w:t>
       </w:r>
@@ -917,18 +880,17 @@
         <w:ind w:left="0" w:right="0"/>
         <w:jc w:val="left"/>
         <w:rPr>
-          <w:rFonts w:hint="default" w:ascii="sans-serif" w:hAnsi="sans-serif" w:eastAsia="sans-serif" w:cs="sans-serif"/>
+          <w:rFonts w:hint="default" w:ascii="Times New Roman" w:hAnsi="Times New Roman" w:eastAsia="sans-serif" w:cs="Times New Roman"/>
           <w:color w:val="444746"/>
         </w:rPr>
       </w:pPr>
       <w:r>
         <w:rPr>
-          <w:rFonts w:hint="default" w:ascii="sans-serif" w:hAnsi="sans-serif" w:eastAsia="sans-serif" w:cs="sans-serif"/>
+          <w:rFonts w:hint="default" w:ascii="Times New Roman" w:hAnsi="Times New Roman" w:eastAsia="sans-serif" w:cs="Times New Roman"/>
           <w:color w:val="444746"/>
           <w:kern w:val="0"/>
           <w:sz w:val="24"/>
           <w:szCs w:val="24"/>
-          <w:bdr w:val="none" w:color="444746" w:sz="0" w:space="0"/>
           <w:lang w:val="en-US" w:eastAsia="zh-CN" w:bidi="ar"/>
         </w:rPr>
         <w:t>Bash</w:t>
@@ -951,14 +913,14 @@
         <w:spacing w:before="0" w:beforeAutospacing="0" w:after="180" w:afterAutospacing="0" w:line="12" w:lineRule="atLeast"/>
         <w:ind w:left="0" w:right="0"/>
         <w:rPr>
-          <w:rFonts w:hint="default" w:ascii="sans-serif" w:hAnsi="sans-serif" w:eastAsia="sans-serif" w:cs="sans-serif"/>
+          <w:rFonts w:hint="default" w:ascii="Times New Roman" w:hAnsi="Times New Roman" w:eastAsia="sans-serif" w:cs="Times New Roman"/>
           <w:color w:val="1F1F1F"/>
         </w:rPr>
       </w:pPr>
       <w:r>
         <w:rPr>
           <w:rStyle w:val="6"/>
-          <w:rFonts w:hint="default" w:ascii="sans-serif" w:hAnsi="sans-serif" w:eastAsia="sans-serif" w:cs="sans-serif"/>
+          <w:rFonts w:hint="default" w:ascii="Times New Roman" w:hAnsi="Times New Roman" w:eastAsia="sans-serif" w:cs="Times New Roman"/>
           <w:b w:val="0"/>
           <w:bCs w:val="0"/>
           <w:i w:val="0"/>
@@ -966,7 +928,6 @@
           <w:color w:val="444746"/>
           <w:sz w:val="16"/>
           <w:szCs w:val="16"/>
-          <w:bdr w:val="none" w:color="444746" w:sz="0" w:space="0"/>
         </w:rPr>
         <w:t>tar xzvf docker-24.0.7.tgz</w:t>
       </w:r>
@@ -988,32 +949,29 @@
         <w:spacing w:before="0" w:beforeAutospacing="0" w:after="180" w:afterAutospacing="0" w:line="12" w:lineRule="atLeast"/>
         <w:ind w:left="0" w:right="0"/>
         <w:rPr>
-          <w:rFonts w:hint="default" w:ascii="sans-serif" w:hAnsi="sans-serif" w:eastAsia="sans-serif" w:cs="sans-serif"/>
-          <w:color w:val="1F1F1F"/>
-        </w:rPr>
-      </w:pPr>
-      <w:r>
-        <w:rPr>
-          <w:rFonts w:hint="default" w:ascii="sans-serif" w:hAnsi="sans-serif" w:eastAsia="sans-serif" w:cs="sans-serif"/>
-          <w:color w:val="1F1F1F"/>
-          <w:bdr w:val="none" w:color="auto" w:sz="0" w:space="0"/>
+          <w:rFonts w:hint="default" w:ascii="Times New Roman" w:hAnsi="Times New Roman" w:eastAsia="sans-serif" w:cs="Times New Roman"/>
+          <w:color w:val="1F1F1F"/>
+        </w:rPr>
+      </w:pPr>
+      <w:r>
+        <w:rPr>
+          <w:rFonts w:hint="default" w:ascii="Times New Roman" w:hAnsi="Times New Roman" w:eastAsia="sans-serif" w:cs="Times New Roman"/>
+          <w:color w:val="1F1F1F"/>
         </w:rPr>
         <w:t xml:space="preserve">После этого появится папка </w:t>
       </w:r>
       <w:r>
         <w:rPr>
           <w:rStyle w:val="6"/>
-          <w:rFonts w:hint="default" w:ascii="sans-serif" w:hAnsi="sans-serif" w:eastAsia="sans-serif" w:cs="sans-serif"/>
+          <w:rFonts w:hint="default" w:ascii="Times New Roman" w:hAnsi="Times New Roman" w:eastAsia="sans-serif" w:cs="Times New Roman"/>
           <w:color w:val="444746"/>
-          <w:bdr w:val="none" w:color="444746" w:sz="0" w:space="0"/>
         </w:rPr>
         <w:t>docker</w:t>
       </w:r>
       <w:r>
         <w:rPr>
-          <w:rFonts w:hint="default" w:ascii="sans-serif" w:hAnsi="sans-serif" w:eastAsia="sans-serif" w:cs="sans-serif"/>
-          <w:color w:val="1F1F1F"/>
-          <w:bdr w:val="none" w:color="auto" w:sz="0" w:space="0"/>
+          <w:rFonts w:hint="default" w:ascii="Times New Roman" w:hAnsi="Times New Roman" w:eastAsia="sans-serif" w:cs="Times New Roman"/>
+          <w:color w:val="1F1F1F"/>
         </w:rPr>
         <w:t xml:space="preserve"> со всеми нужными файлами.</w:t>
       </w:r>
@@ -1035,17 +993,16 @@
         <w:spacing w:before="0" w:beforeAutospacing="0" w:after="180" w:afterAutospacing="0" w:line="12" w:lineRule="atLeast"/>
         <w:ind w:left="0" w:right="0"/>
         <w:rPr>
-          <w:rFonts w:hint="default" w:ascii="sans-serif" w:hAnsi="sans-serif" w:eastAsia="sans-serif" w:cs="sans-serif"/>
-          <w:color w:val="1F1F1F"/>
-        </w:rPr>
-      </w:pPr>
-      <w:r>
-        <w:rPr>
-          <w:rFonts w:hint="default" w:ascii="sans-serif" w:hAnsi="sans-serif" w:eastAsia="sans-serif" w:cs="sans-serif"/>
+          <w:rFonts w:hint="default" w:ascii="Times New Roman" w:hAnsi="Times New Roman" w:eastAsia="sans-serif" w:cs="Times New Roman"/>
+          <w:color w:val="1F1F1F"/>
+        </w:rPr>
+      </w:pPr>
+      <w:r>
+        <w:rPr>
+          <w:rFonts w:hint="default" w:ascii="Times New Roman" w:hAnsi="Times New Roman" w:eastAsia="sans-serif" w:cs="Times New Roman"/>
           <w:b/>
           <w:bCs/>
           <w:color w:val="1F1F1F"/>
-          <w:bdr w:val="none" w:color="1F1F1F" w:sz="0" w:space="0"/>
         </w:rPr>
         <w:t>Копирование в системную папку:</w:t>
       </w:r>
@@ -1067,32 +1024,29 @@
         <w:spacing w:before="0" w:beforeAutospacing="0" w:after="180" w:afterAutospacing="0" w:line="12" w:lineRule="atLeast"/>
         <w:ind w:left="0" w:right="0"/>
         <w:rPr>
-          <w:rFonts w:hint="default" w:ascii="sans-serif" w:hAnsi="sans-serif" w:eastAsia="sans-serif" w:cs="sans-serif"/>
-          <w:color w:val="1F1F1F"/>
-        </w:rPr>
-      </w:pPr>
-      <w:r>
-        <w:rPr>
-          <w:rFonts w:hint="default" w:ascii="sans-serif" w:hAnsi="sans-serif" w:eastAsia="sans-serif" w:cs="sans-serif"/>
-          <w:color w:val="1F1F1F"/>
-          <w:bdr w:val="none" w:color="auto" w:sz="0" w:space="0"/>
+          <w:rFonts w:hint="default" w:ascii="Times New Roman" w:hAnsi="Times New Roman" w:eastAsia="sans-serif" w:cs="Times New Roman"/>
+          <w:color w:val="1F1F1F"/>
+        </w:rPr>
+      </w:pPr>
+      <w:r>
+        <w:rPr>
+          <w:rFonts w:hint="default" w:ascii="Times New Roman" w:hAnsi="Times New Roman" w:eastAsia="sans-serif" w:cs="Times New Roman"/>
+          <w:color w:val="1F1F1F"/>
         </w:rPr>
         <w:t xml:space="preserve">Чтобы команда </w:t>
       </w:r>
       <w:r>
         <w:rPr>
           <w:rStyle w:val="6"/>
-          <w:rFonts w:hint="default" w:ascii="sans-serif" w:hAnsi="sans-serif" w:eastAsia="sans-serif" w:cs="sans-serif"/>
+          <w:rFonts w:hint="default" w:ascii="Times New Roman" w:hAnsi="Times New Roman" w:eastAsia="sans-serif" w:cs="Times New Roman"/>
           <w:color w:val="444746"/>
-          <w:bdr w:val="none" w:color="444746" w:sz="0" w:space="0"/>
         </w:rPr>
         <w:t>docker</w:t>
       </w:r>
       <w:r>
         <w:rPr>
-          <w:rFonts w:hint="default" w:ascii="sans-serif" w:hAnsi="sans-serif" w:eastAsia="sans-serif" w:cs="sans-serif"/>
-          <w:color w:val="1F1F1F"/>
-          <w:bdr w:val="none" w:color="auto" w:sz="0" w:space="0"/>
+          <w:rFonts w:hint="default" w:ascii="Times New Roman" w:hAnsi="Times New Roman" w:eastAsia="sans-serif" w:cs="Times New Roman"/>
+          <w:color w:val="1F1F1F"/>
         </w:rPr>
         <w:t xml:space="preserve"> была доступна отовсюду, нужно перенести файлы туда, где система их ищет:</w:t>
       </w:r>
@@ -1114,18 +1068,17 @@
         <w:ind w:left="0" w:right="0"/>
         <w:jc w:val="left"/>
         <w:rPr>
-          <w:rFonts w:hint="default" w:ascii="sans-serif" w:hAnsi="sans-serif" w:eastAsia="sans-serif" w:cs="sans-serif"/>
+          <w:rFonts w:hint="default" w:ascii="Times New Roman" w:hAnsi="Times New Roman" w:eastAsia="sans-serif" w:cs="Times New Roman"/>
           <w:color w:val="444746"/>
         </w:rPr>
       </w:pPr>
       <w:r>
         <w:rPr>
-          <w:rFonts w:hint="default" w:ascii="sans-serif" w:hAnsi="sans-serif" w:eastAsia="sans-serif" w:cs="sans-serif"/>
+          <w:rFonts w:hint="default" w:ascii="Times New Roman" w:hAnsi="Times New Roman" w:eastAsia="sans-serif" w:cs="Times New Roman"/>
           <w:color w:val="444746"/>
           <w:kern w:val="0"/>
           <w:sz w:val="24"/>
           <w:szCs w:val="24"/>
-          <w:bdr w:val="none" w:color="444746" w:sz="0" w:space="0"/>
           <w:lang w:val="en-US" w:eastAsia="zh-CN" w:bidi="ar"/>
         </w:rPr>
         <w:t>Bash</w:t>
@@ -1148,14 +1101,14 @@
         <w:spacing w:before="0" w:beforeAutospacing="0" w:after="180" w:afterAutospacing="0" w:line="12" w:lineRule="atLeast"/>
         <w:ind w:left="0" w:right="0"/>
         <w:rPr>
-          <w:rFonts w:hint="default" w:ascii="sans-serif" w:hAnsi="sans-serif" w:eastAsia="sans-serif" w:cs="sans-serif"/>
+          <w:rFonts w:hint="default" w:ascii="Times New Roman" w:hAnsi="Times New Roman" w:eastAsia="sans-serif" w:cs="Times New Roman"/>
           <w:color w:val="1F1F1F"/>
         </w:rPr>
       </w:pPr>
       <w:r>
         <w:rPr>
           <w:rStyle w:val="6"/>
-          <w:rFonts w:hint="default" w:ascii="sans-serif" w:hAnsi="sans-serif" w:eastAsia="sans-serif" w:cs="sans-serif"/>
+          <w:rFonts w:hint="default" w:ascii="Times New Roman" w:hAnsi="Times New Roman" w:eastAsia="sans-serif" w:cs="Times New Roman"/>
           <w:b w:val="0"/>
           <w:bCs w:val="0"/>
           <w:i w:val="0"/>
@@ -1163,7 +1116,6 @@
           <w:color w:val="444746"/>
           <w:sz w:val="16"/>
           <w:szCs w:val="16"/>
-          <w:bdr w:val="none" w:color="444746" w:sz="0" w:space="0"/>
         </w:rPr>
         <w:t>sudo cp docker/* /usr/bin/</w:t>
       </w:r>
@@ -1185,17 +1137,16 @@
         <w:spacing w:before="0" w:beforeAutospacing="0" w:after="180" w:afterAutospacing="0" w:line="12" w:lineRule="atLeast"/>
         <w:ind w:left="0" w:right="0"/>
         <w:rPr>
-          <w:rFonts w:hint="default" w:ascii="sans-serif" w:hAnsi="sans-serif" w:eastAsia="sans-serif" w:cs="sans-serif"/>
-          <w:color w:val="1F1F1F"/>
-        </w:rPr>
-      </w:pPr>
-      <w:r>
-        <w:rPr>
-          <w:rFonts w:hint="default" w:ascii="sans-serif" w:hAnsi="sans-serif" w:eastAsia="sans-serif" w:cs="sans-serif"/>
+          <w:rFonts w:hint="default" w:ascii="Times New Roman" w:hAnsi="Times New Roman" w:eastAsia="sans-serif" w:cs="Times New Roman"/>
+          <w:color w:val="1F1F1F"/>
+        </w:rPr>
+      </w:pPr>
+      <w:r>
+        <w:rPr>
+          <w:rFonts w:hint="default" w:ascii="Times New Roman" w:hAnsi="Times New Roman" w:eastAsia="sans-serif" w:cs="Times New Roman"/>
           <w:b/>
           <w:bCs/>
           <w:color w:val="1F1F1F"/>
-          <w:bdr w:val="none" w:color="1F1F1F" w:sz="0" w:space="0"/>
         </w:rPr>
         <w:t>Запуск движка:</w:t>
       </w:r>
@@ -1217,15 +1168,14 @@
         <w:spacing w:before="0" w:beforeAutospacing="0" w:after="180" w:afterAutospacing="0" w:line="12" w:lineRule="atLeast"/>
         <w:ind w:left="0" w:right="0"/>
         <w:rPr>
-          <w:rFonts w:hint="default" w:ascii="sans-serif" w:hAnsi="sans-serif" w:eastAsia="sans-serif" w:cs="sans-serif"/>
-          <w:color w:val="1F1F1F"/>
-        </w:rPr>
-      </w:pPr>
-      <w:r>
-        <w:rPr>
-          <w:rFonts w:hint="default" w:ascii="sans-serif" w:hAnsi="sans-serif" w:eastAsia="sans-serif" w:cs="sans-serif"/>
-          <w:color w:val="1F1F1F"/>
-          <w:bdr w:val="none" w:color="auto" w:sz="0" w:space="0"/>
+          <w:rFonts w:hint="default" w:ascii="Times New Roman" w:hAnsi="Times New Roman" w:eastAsia="sans-serif" w:cs="Times New Roman"/>
+          <w:color w:val="1F1F1F"/>
+        </w:rPr>
+      </w:pPr>
+      <w:r>
+        <w:rPr>
+          <w:rFonts w:hint="default" w:ascii="Times New Roman" w:hAnsi="Times New Roman" w:eastAsia="sans-serif" w:cs="Times New Roman"/>
+          <w:color w:val="1F1F1F"/>
         </w:rPr>
         <w:t>Docker — это фоновая служба. В идеале нужно создать «юнит» для автозапуска, но для первого теста можно запустить его вручную в фоновом режиме:</w:t>
       </w:r>
@@ -1247,18 +1197,17 @@
         <w:ind w:left="0" w:right="0"/>
         <w:jc w:val="left"/>
         <w:rPr>
-          <w:rFonts w:hint="default" w:ascii="sans-serif" w:hAnsi="sans-serif" w:eastAsia="sans-serif" w:cs="sans-serif"/>
+          <w:rFonts w:hint="default" w:ascii="Times New Roman" w:hAnsi="Times New Roman" w:eastAsia="sans-serif" w:cs="Times New Roman"/>
           <w:color w:val="444746"/>
         </w:rPr>
       </w:pPr>
       <w:r>
         <w:rPr>
-          <w:rFonts w:hint="default" w:ascii="sans-serif" w:hAnsi="sans-serif" w:eastAsia="sans-serif" w:cs="sans-serif"/>
+          <w:rFonts w:hint="default" w:ascii="Times New Roman" w:hAnsi="Times New Roman" w:eastAsia="sans-serif" w:cs="Times New Roman"/>
           <w:color w:val="444746"/>
           <w:kern w:val="0"/>
           <w:sz w:val="24"/>
           <w:szCs w:val="24"/>
-          <w:bdr w:val="none" w:color="444746" w:sz="0" w:space="0"/>
           <w:lang w:val="en-US" w:eastAsia="zh-CN" w:bidi="ar"/>
         </w:rPr>
         <w:t>Bash</w:t>
@@ -1281,14 +1230,14 @@
         <w:spacing w:before="0" w:beforeAutospacing="0" w:after="180" w:afterAutospacing="0" w:line="12" w:lineRule="atLeast"/>
         <w:ind w:left="0" w:right="0"/>
         <w:rPr>
-          <w:rFonts w:hint="default" w:ascii="sans-serif" w:hAnsi="sans-serif" w:eastAsia="sans-serif" w:cs="sans-serif"/>
+          <w:rFonts w:hint="default" w:ascii="Times New Roman" w:hAnsi="Times New Roman" w:eastAsia="sans-serif" w:cs="Times New Roman"/>
           <w:color w:val="1F1F1F"/>
         </w:rPr>
       </w:pPr>
       <w:r>
         <w:rPr>
           <w:rStyle w:val="6"/>
-          <w:rFonts w:hint="default" w:ascii="sans-serif" w:hAnsi="sans-serif" w:eastAsia="sans-serif" w:cs="sans-serif"/>
+          <w:rFonts w:hint="default" w:ascii="Times New Roman" w:hAnsi="Times New Roman" w:eastAsia="sans-serif" w:cs="Times New Roman"/>
           <w:b w:val="0"/>
           <w:bCs w:val="0"/>
           <w:i w:val="0"/>
@@ -1296,7 +1245,6 @@
           <w:color w:val="444746"/>
           <w:sz w:val="16"/>
           <w:szCs w:val="16"/>
-          <w:bdr w:val="none" w:color="444746" w:sz="0" w:space="0"/>
         </w:rPr>
         <w:t>sudo dockerd &amp;</w:t>
       </w:r>
@@ -1318,17 +1266,16 @@
         <w:spacing w:before="0" w:beforeAutospacing="0" w:after="180" w:afterAutospacing="0" w:line="12" w:lineRule="atLeast"/>
         <w:ind w:left="0" w:right="0"/>
         <w:rPr>
-          <w:rFonts w:hint="default" w:ascii="sans-serif" w:hAnsi="sans-serif" w:eastAsia="sans-serif" w:cs="sans-serif"/>
-          <w:color w:val="1F1F1F"/>
-        </w:rPr>
-      </w:pPr>
-      <w:r>
-        <w:rPr>
-          <w:rFonts w:hint="default" w:ascii="sans-serif" w:hAnsi="sans-serif" w:eastAsia="sans-serif" w:cs="sans-serif"/>
+          <w:rFonts w:hint="default" w:ascii="Times New Roman" w:hAnsi="Times New Roman" w:eastAsia="sans-serif" w:cs="Times New Roman"/>
+          <w:color w:val="1F1F1F"/>
+        </w:rPr>
+      </w:pPr>
+      <w:r>
+        <w:rPr>
+          <w:rFonts w:hint="default" w:ascii="Times New Roman" w:hAnsi="Times New Roman" w:eastAsia="sans-serif" w:cs="Times New Roman"/>
           <w:i/>
           <w:iCs/>
           <w:color w:val="1F1F1F"/>
-          <w:bdr w:val="none" w:color="1F1F1F" w:sz="0" w:space="0"/>
         </w:rPr>
         <w:t>Нажми Enter еще раз, если текст логов «зависнет».</w:t>
       </w:r>
@@ -1349,13 +1296,13 @@
         <w:spacing w:before="0" w:beforeAutospacing="0" w:after="96" w:afterAutospacing="0" w:line="12" w:lineRule="atLeast"/>
         <w:ind w:left="0" w:right="0"/>
         <w:rPr>
-          <w:rFonts w:hint="default" w:ascii="sans-serif" w:hAnsi="sans-serif" w:eastAsia="sans-serif" w:cs="sans-serif"/>
+          <w:rFonts w:hint="default" w:ascii="Times New Roman" w:hAnsi="Times New Roman" w:eastAsia="sans-serif" w:cs="Times New Roman"/>
           <w:color w:val="808080"/>
         </w:rPr>
       </w:pPr>
       <w:r>
         <w:rPr>
-          <w:rFonts w:hint="default" w:ascii="sans-serif" w:hAnsi="sans-serif" w:eastAsia="sans-serif" w:cs="sans-serif"/>
+          <w:rFonts w:hint="default" w:ascii="Times New Roman" w:hAnsi="Times New Roman" w:eastAsia="sans-serif" w:cs="Times New Roman"/>
           <w:color w:val="1F1F1F"/>
         </w:rPr>
         <w:pict>
@@ -1388,15 +1335,14 @@
         <w:spacing w:before="0" w:beforeAutospacing="0" w:after="80" w:afterAutospacing="0" w:line="12" w:lineRule="atLeast"/>
         <w:ind w:left="0" w:right="0"/>
         <w:rPr>
-          <w:rFonts w:hint="default" w:ascii="sans-serif" w:hAnsi="sans-serif" w:eastAsia="sans-serif" w:cs="sans-serif"/>
-          <w:color w:val="1F1F1F"/>
-        </w:rPr>
-      </w:pPr>
-      <w:r>
-        <w:rPr>
-          <w:rFonts w:hint="default" w:ascii="sans-serif" w:hAnsi="sans-serif" w:eastAsia="sans-serif" w:cs="sans-serif"/>
-          <w:color w:val="1F1F1F"/>
-          <w:bdr w:val="none" w:color="1F1F1F" w:sz="0" w:space="0"/>
+          <w:rFonts w:hint="default" w:ascii="Times New Roman" w:hAnsi="Times New Roman" w:eastAsia="sans-serif" w:cs="Times New Roman"/>
+          <w:color w:val="1F1F1F"/>
+        </w:rPr>
+      </w:pPr>
+      <w:r>
+        <w:rPr>
+          <w:rFonts w:hint="default" w:ascii="Times New Roman" w:hAnsi="Times New Roman" w:eastAsia="sans-serif" w:cs="Times New Roman"/>
+          <w:color w:val="1F1F1F"/>
         </w:rPr>
         <w:t>4. Установка Docker Compose</w:t>
       </w:r>
@@ -1418,15 +1364,14 @@
         <w:spacing w:before="0" w:beforeAutospacing="0" w:after="80" w:afterAutospacing="0" w:line="12" w:lineRule="atLeast"/>
         <w:ind w:left="0" w:right="0"/>
         <w:rPr>
-          <w:rFonts w:hint="default" w:ascii="sans-serif" w:hAnsi="sans-serif" w:eastAsia="sans-serif" w:cs="sans-serif"/>
-          <w:color w:val="1F1F1F"/>
-        </w:rPr>
-      </w:pPr>
-      <w:r>
-        <w:rPr>
-          <w:rFonts w:hint="default" w:ascii="sans-serif" w:hAnsi="sans-serif" w:eastAsia="sans-serif" w:cs="sans-serif"/>
-          <w:color w:val="1F1F1F"/>
-          <w:bdr w:val="none" w:color="auto" w:sz="0" w:space="0"/>
+          <w:rFonts w:hint="default" w:ascii="Times New Roman" w:hAnsi="Times New Roman" w:eastAsia="sans-serif" w:cs="Times New Roman"/>
+          <w:color w:val="1F1F1F"/>
+        </w:rPr>
+      </w:pPr>
+      <w:r>
+        <w:rPr>
+          <w:rFonts w:hint="default" w:ascii="Times New Roman" w:hAnsi="Times New Roman" w:eastAsia="sans-serif" w:cs="Times New Roman"/>
+          <w:color w:val="1F1F1F"/>
         </w:rPr>
         <w:t>Docker Compose — это просто один файл-программа. Нам нужно сделать его исполняемым.</w:t>
       </w:r>
@@ -1451,7 +1396,7 @@
         <w:spacing w:before="0" w:beforeAutospacing="0" w:after="96" w:afterAutospacing="0" w:line="12" w:lineRule="atLeast"/>
         <w:ind w:left="0" w:right="0" w:hanging="360"/>
         <w:rPr>
-          <w:rFonts w:hint="default" w:ascii="sans-serif" w:hAnsi="sans-serif" w:eastAsia="sans-serif" w:cs="sans-serif"/>
+          <w:rFonts w:hint="default" w:ascii="Times New Roman" w:hAnsi="Times New Roman" w:eastAsia="sans-serif" w:cs="Times New Roman"/>
           <w:color w:val="1F1F1F"/>
         </w:rPr>
       </w:pPr>
@@ -1473,17 +1418,16 @@
         <w:spacing w:before="0" w:beforeAutospacing="0" w:after="80" w:afterAutospacing="0" w:line="12" w:lineRule="atLeast"/>
         <w:ind w:left="0" w:right="0"/>
         <w:rPr>
-          <w:rFonts w:hint="default" w:ascii="sans-serif" w:hAnsi="sans-serif" w:eastAsia="sans-serif" w:cs="sans-serif"/>
-          <w:color w:val="1F1F1F"/>
-        </w:rPr>
-      </w:pPr>
-      <w:r>
-        <w:rPr>
-          <w:rFonts w:hint="default" w:ascii="sans-serif" w:hAnsi="sans-serif" w:eastAsia="sans-serif" w:cs="sans-serif"/>
+          <w:rFonts w:hint="default" w:ascii="Times New Roman" w:hAnsi="Times New Roman" w:eastAsia="sans-serif" w:cs="Times New Roman"/>
+          <w:color w:val="1F1F1F"/>
+        </w:rPr>
+      </w:pPr>
+      <w:r>
+        <w:rPr>
+          <w:rFonts w:hint="default" w:ascii="Times New Roman" w:hAnsi="Times New Roman" w:eastAsia="sans-serif" w:cs="Times New Roman"/>
           <w:b/>
           <w:bCs/>
           <w:color w:val="1F1F1F"/>
-          <w:bdr w:val="none" w:color="1F1F1F" w:sz="0" w:space="0"/>
         </w:rPr>
         <w:t>Переименуй и перемести:</w:t>
       </w:r>
@@ -1508,7 +1452,7 @@
         <w:spacing w:before="0" w:beforeAutospacing="0" w:after="96" w:afterAutospacing="0" w:line="12" w:lineRule="atLeast"/>
         <w:ind w:left="0" w:right="0" w:hanging="360"/>
         <w:rPr>
-          <w:rFonts w:hint="default" w:ascii="sans-serif" w:hAnsi="sans-serif" w:eastAsia="sans-serif" w:cs="sans-serif"/>
+          <w:rFonts w:hint="default" w:ascii="Times New Roman" w:hAnsi="Times New Roman" w:eastAsia="sans-serif" w:cs="Times New Roman"/>
           <w:color w:val="1F1F1F"/>
         </w:rPr>
       </w:pPr>
@@ -1530,18 +1474,17 @@
         <w:ind w:left="0" w:right="0"/>
         <w:jc w:val="left"/>
         <w:rPr>
-          <w:rFonts w:hint="default" w:ascii="sans-serif" w:hAnsi="sans-serif" w:eastAsia="sans-serif" w:cs="sans-serif"/>
+          <w:rFonts w:hint="default" w:ascii="Times New Roman" w:hAnsi="Times New Roman" w:eastAsia="sans-serif" w:cs="Times New Roman"/>
           <w:color w:val="444746"/>
         </w:rPr>
       </w:pPr>
       <w:r>
         <w:rPr>
-          <w:rFonts w:hint="default" w:ascii="sans-serif" w:hAnsi="sans-serif" w:eastAsia="sans-serif" w:cs="sans-serif"/>
+          <w:rFonts w:hint="default" w:ascii="Times New Roman" w:hAnsi="Times New Roman" w:eastAsia="sans-serif" w:cs="Times New Roman"/>
           <w:color w:val="444746"/>
           <w:kern w:val="0"/>
           <w:sz w:val="24"/>
           <w:szCs w:val="24"/>
-          <w:bdr w:val="none" w:color="444746" w:sz="0" w:space="0"/>
           <w:lang w:val="en-US" w:eastAsia="zh-CN" w:bidi="ar"/>
         </w:rPr>
         <w:t>Bash</w:t>
@@ -1567,7 +1510,7 @@
         <w:spacing w:before="0" w:beforeAutospacing="0" w:after="96" w:afterAutospacing="0" w:line="12" w:lineRule="atLeast"/>
         <w:ind w:left="0" w:right="0" w:hanging="360"/>
         <w:rPr>
-          <w:rFonts w:hint="default" w:ascii="sans-serif" w:hAnsi="sans-serif" w:eastAsia="sans-serif" w:cs="sans-serif"/>
+          <w:rFonts w:hint="default" w:ascii="Times New Roman" w:hAnsi="Times New Roman" w:eastAsia="sans-serif" w:cs="Times New Roman"/>
           <w:color w:val="1F1F1F"/>
         </w:rPr>
       </w:pPr>
@@ -1589,14 +1532,14 @@
         <w:spacing w:before="0" w:beforeAutospacing="0" w:after="180" w:afterAutospacing="0" w:line="12" w:lineRule="atLeast"/>
         <w:ind w:left="0" w:right="0"/>
         <w:rPr>
-          <w:rFonts w:hint="default" w:ascii="sans-serif" w:hAnsi="sans-serif" w:eastAsia="sans-serif" w:cs="sans-serif"/>
+          <w:rFonts w:hint="default" w:ascii="Times New Roman" w:hAnsi="Times New Roman" w:eastAsia="sans-serif" w:cs="Times New Roman"/>
           <w:color w:val="1F1F1F"/>
         </w:rPr>
       </w:pPr>
       <w:r>
         <w:rPr>
           <w:rStyle w:val="6"/>
-          <w:rFonts w:hint="default" w:ascii="sans-serif" w:hAnsi="sans-serif" w:eastAsia="sans-serif" w:cs="sans-serif"/>
+          <w:rFonts w:hint="default" w:ascii="Times New Roman" w:hAnsi="Times New Roman" w:eastAsia="sans-serif" w:cs="Times New Roman"/>
           <w:b w:val="0"/>
           <w:bCs w:val="0"/>
           <w:i w:val="0"/>
@@ -1604,7 +1547,6 @@
           <w:color w:val="444746"/>
           <w:sz w:val="16"/>
           <w:szCs w:val="16"/>
-          <w:bdr w:val="none" w:color="444746" w:sz="0" w:space="0"/>
         </w:rPr>
         <w:t>sudo mv docker-compose-linux-x86_64 /usr/bin/docker-compose</w:t>
       </w:r>
@@ -1629,7 +1571,7 @@
         <w:spacing w:before="0" w:beforeAutospacing="0" w:after="96" w:afterAutospacing="0" w:line="12" w:lineRule="atLeast"/>
         <w:ind w:left="0" w:right="0" w:hanging="360"/>
         <w:rPr>
-          <w:rFonts w:hint="default" w:ascii="sans-serif" w:hAnsi="sans-serif" w:eastAsia="sans-serif" w:cs="sans-serif"/>
+          <w:rFonts w:hint="default" w:ascii="Times New Roman" w:hAnsi="Times New Roman" w:eastAsia="sans-serif" w:cs="Times New Roman"/>
           <w:color w:val="1F1F1F"/>
         </w:rPr>
       </w:pPr>
@@ -1654,7 +1596,7 @@
         <w:spacing w:before="0" w:beforeAutospacing="0" w:after="96" w:afterAutospacing="0" w:line="12" w:lineRule="atLeast"/>
         <w:ind w:left="0" w:right="0" w:hanging="360"/>
         <w:rPr>
-          <w:rFonts w:hint="default" w:ascii="sans-serif" w:hAnsi="sans-serif" w:eastAsia="sans-serif" w:cs="sans-serif"/>
+          <w:rFonts w:hint="default" w:ascii="Times New Roman" w:hAnsi="Times New Roman" w:eastAsia="sans-serif" w:cs="Times New Roman"/>
           <w:color w:val="1F1F1F"/>
         </w:rPr>
       </w:pPr>
@@ -1676,17 +1618,16 @@
         <w:spacing w:before="0" w:beforeAutospacing="0" w:after="80" w:afterAutospacing="0" w:line="12" w:lineRule="atLeast"/>
         <w:ind w:left="0" w:right="0"/>
         <w:rPr>
-          <w:rFonts w:hint="default" w:ascii="sans-serif" w:hAnsi="sans-serif" w:eastAsia="sans-serif" w:cs="sans-serif"/>
-          <w:color w:val="1F1F1F"/>
-        </w:rPr>
-      </w:pPr>
-      <w:r>
-        <w:rPr>
-          <w:rFonts w:hint="default" w:ascii="sans-serif" w:hAnsi="sans-serif" w:eastAsia="sans-serif" w:cs="sans-serif"/>
+          <w:rFonts w:hint="default" w:ascii="Times New Roman" w:hAnsi="Times New Roman" w:eastAsia="sans-serif" w:cs="Times New Roman"/>
+          <w:color w:val="1F1F1F"/>
+        </w:rPr>
+      </w:pPr>
+      <w:r>
+        <w:rPr>
+          <w:rFonts w:hint="default" w:ascii="Times New Roman" w:hAnsi="Times New Roman" w:eastAsia="sans-serif" w:cs="Times New Roman"/>
           <w:b/>
           <w:bCs/>
           <w:color w:val="1F1F1F"/>
-          <w:bdr w:val="none" w:color="1F1F1F" w:sz="0" w:space="0"/>
         </w:rPr>
         <w:t>Дай права на запуск:</w:t>
       </w:r>
@@ -1711,7 +1652,7 @@
         <w:spacing w:before="0" w:beforeAutospacing="0" w:after="96" w:afterAutospacing="0" w:line="12" w:lineRule="atLeast"/>
         <w:ind w:left="0" w:right="0" w:hanging="360"/>
         <w:rPr>
-          <w:rFonts w:hint="default" w:ascii="sans-serif" w:hAnsi="sans-serif" w:eastAsia="sans-serif" w:cs="sans-serif"/>
+          <w:rFonts w:hint="default" w:ascii="Times New Roman" w:hAnsi="Times New Roman" w:eastAsia="sans-serif" w:cs="Times New Roman"/>
           <w:color w:val="1F1F1F"/>
         </w:rPr>
       </w:pPr>
@@ -1733,18 +1674,17 @@
         <w:ind w:left="0" w:right="0"/>
         <w:jc w:val="left"/>
         <w:rPr>
-          <w:rFonts w:hint="default" w:ascii="sans-serif" w:hAnsi="sans-serif" w:eastAsia="sans-serif" w:cs="sans-serif"/>
+          <w:rFonts w:hint="default" w:ascii="Times New Roman" w:hAnsi="Times New Roman" w:eastAsia="sans-serif" w:cs="Times New Roman"/>
           <w:color w:val="444746"/>
         </w:rPr>
       </w:pPr>
       <w:r>
         <w:rPr>
-          <w:rFonts w:hint="default" w:ascii="sans-serif" w:hAnsi="sans-serif" w:eastAsia="sans-serif" w:cs="sans-serif"/>
+          <w:rFonts w:hint="default" w:ascii="Times New Roman" w:hAnsi="Times New Roman" w:eastAsia="sans-serif" w:cs="Times New Roman"/>
           <w:color w:val="444746"/>
           <w:kern w:val="0"/>
           <w:sz w:val="24"/>
           <w:szCs w:val="24"/>
-          <w:bdr w:val="none" w:color="444746" w:sz="0" w:space="0"/>
           <w:lang w:val="en-US" w:eastAsia="zh-CN" w:bidi="ar"/>
         </w:rPr>
         <w:t>Bash</w:t>
@@ -1770,7 +1710,7 @@
         <w:spacing w:before="0" w:beforeAutospacing="0" w:after="96" w:afterAutospacing="0" w:line="12" w:lineRule="atLeast"/>
         <w:ind w:left="0" w:right="0" w:hanging="360"/>
         <w:rPr>
-          <w:rFonts w:hint="default" w:ascii="sans-serif" w:hAnsi="sans-serif" w:eastAsia="sans-serif" w:cs="sans-serif"/>
+          <w:rFonts w:hint="default" w:ascii="Times New Roman" w:hAnsi="Times New Roman" w:eastAsia="sans-serif" w:cs="Times New Roman"/>
           <w:color w:val="1F1F1F"/>
         </w:rPr>
       </w:pPr>
@@ -1792,14 +1732,14 @@
         <w:spacing w:before="0" w:beforeAutospacing="0" w:after="180" w:afterAutospacing="0" w:line="12" w:lineRule="atLeast"/>
         <w:ind w:left="0" w:right="0"/>
         <w:rPr>
-          <w:rFonts w:hint="default" w:ascii="sans-serif" w:hAnsi="sans-serif" w:eastAsia="sans-serif" w:cs="sans-serif"/>
+          <w:rFonts w:hint="default" w:ascii="Times New Roman" w:hAnsi="Times New Roman" w:eastAsia="sans-serif" w:cs="Times New Roman"/>
           <w:color w:val="1F1F1F"/>
         </w:rPr>
       </w:pPr>
       <w:r>
         <w:rPr>
           <w:rStyle w:val="6"/>
-          <w:rFonts w:hint="default" w:ascii="sans-serif" w:hAnsi="sans-serif" w:eastAsia="sans-serif" w:cs="sans-serif"/>
+          <w:rFonts w:hint="default" w:ascii="Times New Roman" w:hAnsi="Times New Roman" w:eastAsia="sans-serif" w:cs="Times New Roman"/>
           <w:b w:val="0"/>
           <w:bCs w:val="0"/>
           <w:i w:val="0"/>
@@ -1807,7 +1747,6 @@
           <w:color w:val="444746"/>
           <w:sz w:val="16"/>
           <w:szCs w:val="16"/>
-          <w:bdr w:val="none" w:color="444746" w:sz="0" w:space="0"/>
         </w:rPr>
         <w:t>sudo chmod +x /usr/bin/docker-compose</w:t>
       </w:r>
@@ -1832,7 +1771,7 @@
         <w:spacing w:before="0" w:beforeAutospacing="0" w:after="96" w:afterAutospacing="0" w:line="12" w:lineRule="atLeast"/>
         <w:ind w:left="0" w:right="0" w:hanging="360"/>
         <w:rPr>
-          <w:rFonts w:hint="default" w:ascii="sans-serif" w:hAnsi="sans-serif" w:eastAsia="sans-serif" w:cs="sans-serif"/>
+          <w:rFonts w:hint="default" w:ascii="Times New Roman" w:hAnsi="Times New Roman" w:eastAsia="sans-serif" w:cs="Times New Roman"/>
           <w:color w:val="1F1F1F"/>
         </w:rPr>
       </w:pPr>
@@ -1853,13 +1792,13 @@
         <w:spacing w:before="0" w:beforeAutospacing="0" w:after="96" w:afterAutospacing="0" w:line="12" w:lineRule="atLeast"/>
         <w:ind w:left="0" w:right="0"/>
         <w:rPr>
-          <w:rFonts w:hint="default" w:ascii="sans-serif" w:hAnsi="sans-serif" w:eastAsia="sans-serif" w:cs="sans-serif"/>
+          <w:rFonts w:hint="default" w:ascii="Times New Roman" w:hAnsi="Times New Roman" w:eastAsia="sans-serif" w:cs="Times New Roman"/>
           <w:color w:val="808080"/>
         </w:rPr>
       </w:pPr>
       <w:r>
         <w:rPr>
-          <w:rFonts w:hint="default" w:ascii="sans-serif" w:hAnsi="sans-serif" w:eastAsia="sans-serif" w:cs="sans-serif"/>
+          <w:rFonts w:hint="default" w:ascii="Times New Roman" w:hAnsi="Times New Roman" w:eastAsia="sans-serif" w:cs="Times New Roman"/>
           <w:color w:val="1F1F1F"/>
         </w:rPr>
         <w:pict>
@@ -1892,15 +1831,14 @@
         <w:spacing w:before="0" w:beforeAutospacing="0" w:after="80" w:afterAutospacing="0" w:line="12" w:lineRule="atLeast"/>
         <w:ind w:left="0" w:right="0"/>
         <w:rPr>
-          <w:rFonts w:hint="default" w:ascii="sans-serif" w:hAnsi="sans-serif" w:eastAsia="sans-serif" w:cs="sans-serif"/>
-          <w:color w:val="1F1F1F"/>
-        </w:rPr>
-      </w:pPr>
-      <w:r>
-        <w:rPr>
-          <w:rFonts w:hint="default" w:ascii="sans-serif" w:hAnsi="sans-serif" w:eastAsia="sans-serif" w:cs="sans-serif"/>
-          <w:color w:val="1F1F1F"/>
-          <w:bdr w:val="none" w:color="1F1F1F" w:sz="0" w:space="0"/>
+          <w:rFonts w:hint="default" w:ascii="Times New Roman" w:hAnsi="Times New Roman" w:eastAsia="sans-serif" w:cs="Times New Roman"/>
+          <w:color w:val="1F1F1F"/>
+        </w:rPr>
+      </w:pPr>
+      <w:r>
+        <w:rPr>
+          <w:rFonts w:hint="default" w:ascii="Times New Roman" w:hAnsi="Times New Roman" w:eastAsia="sans-serif" w:cs="Times New Roman"/>
+          <w:color w:val="1F1F1F"/>
         </w:rPr>
         <w:t>5. Проверка</w:t>
       </w:r>
@@ -1922,15 +1860,14 @@
         <w:spacing w:before="0" w:beforeAutospacing="0" w:after="180" w:afterAutospacing="0" w:line="12" w:lineRule="atLeast"/>
         <w:ind w:left="0" w:right="0"/>
         <w:rPr>
-          <w:rFonts w:hint="default" w:ascii="sans-serif" w:hAnsi="sans-serif" w:eastAsia="sans-serif" w:cs="sans-serif"/>
-          <w:color w:val="1F1F1F"/>
-        </w:rPr>
-      </w:pPr>
-      <w:r>
-        <w:rPr>
-          <w:rFonts w:hint="default" w:ascii="sans-serif" w:hAnsi="sans-serif" w:eastAsia="sans-serif" w:cs="sans-serif"/>
-          <w:color w:val="1F1F1F"/>
-          <w:bdr w:val="none" w:color="auto" w:sz="0" w:space="0"/>
+          <w:rFonts w:hint="default" w:ascii="Times New Roman" w:hAnsi="Times New Roman" w:eastAsia="sans-serif" w:cs="Times New Roman"/>
+          <w:color w:val="1F1F1F"/>
+        </w:rPr>
+      </w:pPr>
+      <w:r>
+        <w:rPr>
+          <w:rFonts w:hint="default" w:ascii="Times New Roman" w:hAnsi="Times New Roman" w:eastAsia="sans-serif" w:cs="Times New Roman"/>
+          <w:color w:val="1F1F1F"/>
         </w:rPr>
         <w:t>Если ты всё сделал правильно, команды ниже должны выдать версии программ вместо ошибок:</w:t>
       </w:r>
@@ -1952,18 +1889,17 @@
         <w:ind w:left="0" w:right="0"/>
         <w:jc w:val="left"/>
         <w:rPr>
-          <w:rFonts w:hint="default" w:ascii="sans-serif" w:hAnsi="sans-serif" w:eastAsia="sans-serif" w:cs="sans-serif"/>
+          <w:rFonts w:hint="default" w:ascii="Times New Roman" w:hAnsi="Times New Roman" w:eastAsia="sans-serif" w:cs="Times New Roman"/>
           <w:color w:val="444746"/>
         </w:rPr>
       </w:pPr>
       <w:r>
         <w:rPr>
-          <w:rFonts w:hint="default" w:ascii="sans-serif" w:hAnsi="sans-serif" w:eastAsia="sans-serif" w:cs="sans-serif"/>
+          <w:rFonts w:hint="default" w:ascii="Times New Roman" w:hAnsi="Times New Roman" w:eastAsia="sans-serif" w:cs="Times New Roman"/>
           <w:color w:val="444746"/>
           <w:kern w:val="0"/>
           <w:sz w:val="24"/>
           <w:szCs w:val="24"/>
-          <w:bdr w:val="none" w:color="444746" w:sz="0" w:space="0"/>
           <w:lang w:val="en-US" w:eastAsia="zh-CN" w:bidi="ar"/>
         </w:rPr>
         <w:t>Bash</w:t>
@@ -1987,7 +1923,7 @@
         <w:ind w:left="0" w:right="0"/>
         <w:rPr>
           <w:rStyle w:val="6"/>
-          <w:rFonts w:hint="default" w:ascii="sans-serif" w:hAnsi="sans-serif" w:eastAsia="sans-serif" w:cs="sans-serif"/>
+          <w:rFonts w:hint="default" w:ascii="Times New Roman" w:hAnsi="Times New Roman" w:eastAsia="sans-serif" w:cs="Times New Roman"/>
           <w:b w:val="0"/>
           <w:bCs w:val="0"/>
           <w:i w:val="0"/>
@@ -1995,13 +1931,12 @@
           <w:color w:val="444746"/>
           <w:sz w:val="16"/>
           <w:szCs w:val="16"/>
-          <w:bdr w:val="none" w:color="444746" w:sz="0" w:space="0"/>
         </w:rPr>
       </w:pPr>
       <w:r>
         <w:rPr>
           <w:rStyle w:val="6"/>
-          <w:rFonts w:hint="default" w:ascii="sans-serif" w:hAnsi="sans-serif" w:eastAsia="sans-serif" w:cs="sans-serif"/>
+          <w:rFonts w:hint="default" w:ascii="Times New Roman" w:hAnsi="Times New Roman" w:eastAsia="sans-serif" w:cs="Times New Roman"/>
           <w:b w:val="0"/>
           <w:bCs w:val="0"/>
           <w:i w:val="0"/>
@@ -2009,7 +1944,6 @@
           <w:color w:val="444746"/>
           <w:sz w:val="16"/>
           <w:szCs w:val="16"/>
-          <w:bdr w:val="none" w:color="444746" w:sz="0" w:space="0"/>
         </w:rPr>
         <w:t>docker --version</w:t>
       </w:r>
@@ -2031,14 +1965,15 @@
         <w:spacing w:before="0" w:beforeAutospacing="0" w:after="180" w:afterAutospacing="0" w:line="12" w:lineRule="atLeast"/>
         <w:ind w:left="0" w:right="0"/>
         <w:rPr>
-          <w:rFonts w:hint="default" w:ascii="sans-serif" w:hAnsi="sans-serif" w:eastAsia="sans-serif" w:cs="sans-serif"/>
-          <w:color w:val="1F1F1F"/>
-        </w:rPr>
-      </w:pPr>
+          <w:rFonts w:hint="default" w:ascii="Times New Roman" w:hAnsi="Times New Roman" w:eastAsia="sans-serif" w:cs="Times New Roman"/>
+          <w:color w:val="1F1F1F"/>
+        </w:rPr>
+      </w:pPr>
+      <w:bookmarkStart w:id="0" w:name="_GoBack"/>
       <w:r>
         <w:rPr>
           <w:rStyle w:val="6"/>
-          <w:rFonts w:hint="default" w:ascii="sans-serif" w:hAnsi="sans-serif" w:eastAsia="sans-serif" w:cs="sans-serif"/>
+          <w:rFonts w:hint="default" w:ascii="Times New Roman" w:hAnsi="Times New Roman" w:eastAsia="sans-serif" w:cs="Times New Roman"/>
           <w:b w:val="0"/>
           <w:bCs w:val="0"/>
           <w:i w:val="0"/>
@@ -2046,11 +1981,11 @@
           <w:color w:val="444746"/>
           <w:sz w:val="16"/>
           <w:szCs w:val="16"/>
-          <w:bdr w:val="none" w:color="444746" w:sz="0" w:space="0"/>
         </w:rPr>
         <w:t>docker-compose --version</w:t>
       </w:r>
     </w:p>
+    <w:bookmarkEnd w:id="0"/>
     <w:p>
       <w:pPr>
         <w:keepNext w:val="0"/>
@@ -2067,13 +2002,13 @@
         <w:spacing w:before="0" w:beforeAutospacing="0" w:after="96" w:afterAutospacing="0" w:line="12" w:lineRule="atLeast"/>
         <w:ind w:left="0" w:right="0"/>
         <w:rPr>
-          <w:rFonts w:hint="default" w:ascii="sans-serif" w:hAnsi="sans-serif" w:eastAsia="sans-serif" w:cs="sans-serif"/>
+          <w:rFonts w:hint="default" w:ascii="Times New Roman" w:hAnsi="Times New Roman" w:eastAsia="sans-serif" w:cs="Times New Roman"/>
           <w:color w:val="808080"/>
         </w:rPr>
       </w:pPr>
       <w:r>
         <w:rPr>
-          <w:rFonts w:hint="default" w:ascii="sans-serif" w:hAnsi="sans-serif" w:eastAsia="sans-serif" w:cs="sans-serif"/>
+          <w:rFonts w:hint="default" w:ascii="Times New Roman" w:hAnsi="Times New Roman" w:eastAsia="sans-serif" w:cs="Times New Roman"/>
           <w:color w:val="1F1F1F"/>
         </w:rPr>
         <w:pict>
@@ -2106,15 +2041,14 @@
         <w:spacing w:before="0" w:beforeAutospacing="0" w:after="80" w:afterAutospacing="0" w:line="12" w:lineRule="atLeast"/>
         <w:ind w:left="0" w:right="0"/>
         <w:rPr>
-          <w:rFonts w:hint="default" w:ascii="sans-serif" w:hAnsi="sans-serif" w:eastAsia="sans-serif" w:cs="sans-serif"/>
-          <w:color w:val="1F1F1F"/>
-        </w:rPr>
-      </w:pPr>
-      <w:r>
-        <w:rPr>
-          <w:rFonts w:hint="default" w:ascii="sans-serif" w:hAnsi="sans-serif" w:eastAsia="sans-serif" w:cs="sans-serif"/>
-          <w:color w:val="1F1F1F"/>
-          <w:bdr w:val="none" w:color="1F1F1F" w:sz="0" w:space="0"/>
+          <w:rFonts w:hint="default" w:ascii="Times New Roman" w:hAnsi="Times New Roman" w:eastAsia="sans-serif" w:cs="Times New Roman"/>
+          <w:color w:val="1F1F1F"/>
+        </w:rPr>
+      </w:pPr>
+      <w:r>
+        <w:rPr>
+          <w:rFonts w:hint="default" w:ascii="Times New Roman" w:hAnsi="Times New Roman" w:eastAsia="sans-serif" w:cs="Times New Roman"/>
+          <w:color w:val="1F1F1F"/>
         </w:rPr>
         <w:t>6. Как теперь запустить твоё приложение?</w:t>
       </w:r>
@@ -2136,15 +2070,14 @@
         <w:spacing w:before="0" w:beforeAutospacing="0" w:after="80" w:afterAutospacing="0" w:line="12" w:lineRule="atLeast"/>
         <w:ind w:left="0" w:right="0"/>
         <w:rPr>
-          <w:rFonts w:hint="default" w:ascii="sans-serif" w:hAnsi="sans-serif" w:eastAsia="sans-serif" w:cs="sans-serif"/>
-          <w:color w:val="1F1F1F"/>
-        </w:rPr>
-      </w:pPr>
-      <w:r>
-        <w:rPr>
-          <w:rFonts w:hint="default" w:ascii="sans-serif" w:hAnsi="sans-serif" w:eastAsia="sans-serif" w:cs="sans-serif"/>
-          <w:color w:val="1F1F1F"/>
-          <w:bdr w:val="none" w:color="auto" w:sz="0" w:space="0"/>
+          <w:rFonts w:hint="default" w:ascii="Times New Roman" w:hAnsi="Times New Roman" w:eastAsia="sans-serif" w:cs="Times New Roman"/>
+          <w:color w:val="1F1F1F"/>
+        </w:rPr>
+      </w:pPr>
+      <w:r>
+        <w:rPr>
+          <w:rFonts w:hint="default" w:ascii="Times New Roman" w:hAnsi="Times New Roman" w:eastAsia="sans-serif" w:cs="Times New Roman"/>
+          <w:color w:val="1F1F1F"/>
         </w:rPr>
         <w:t>Теперь, когда Docker «живой», вспомни наш план из предыдущего сообщения:</w:t>
       </w:r>
@@ -2169,7 +2102,7 @@
         <w:spacing w:before="0" w:beforeAutospacing="0" w:after="96" w:afterAutospacing="0" w:line="12" w:lineRule="atLeast"/>
         <w:ind w:left="0" w:right="0" w:hanging="360"/>
         <w:rPr>
-          <w:rFonts w:hint="default" w:ascii="sans-serif" w:hAnsi="sans-serif" w:eastAsia="sans-serif" w:cs="sans-serif"/>
+          <w:rFonts w:hint="default" w:ascii="Times New Roman" w:hAnsi="Times New Roman" w:eastAsia="sans-serif" w:cs="Times New Roman"/>
           <w:color w:val="1F1F1F"/>
         </w:rPr>
       </w:pPr>
@@ -2191,49 +2124,44 @@
         <w:spacing w:before="0" w:beforeAutospacing="0" w:after="80" w:afterAutospacing="0" w:line="12" w:lineRule="atLeast"/>
         <w:ind w:left="0" w:right="0"/>
         <w:rPr>
-          <w:rFonts w:hint="default" w:ascii="sans-serif" w:hAnsi="sans-serif" w:eastAsia="sans-serif" w:cs="sans-serif"/>
-          <w:color w:val="1F1F1F"/>
-        </w:rPr>
-      </w:pPr>
-      <w:r>
-        <w:rPr>
-          <w:rFonts w:hint="default" w:ascii="sans-serif" w:hAnsi="sans-serif" w:eastAsia="sans-serif" w:cs="sans-serif"/>
-          <w:color w:val="1F1F1F"/>
-          <w:bdr w:val="none" w:color="auto" w:sz="0" w:space="0"/>
+          <w:rFonts w:hint="default" w:ascii="Times New Roman" w:hAnsi="Times New Roman" w:eastAsia="sans-serif" w:cs="Times New Roman"/>
+          <w:color w:val="1F1F1F"/>
+        </w:rPr>
+      </w:pPr>
+      <w:r>
+        <w:rPr>
+          <w:rFonts w:hint="default" w:ascii="Times New Roman" w:hAnsi="Times New Roman" w:eastAsia="sans-serif" w:cs="Times New Roman"/>
+          <w:color w:val="1F1F1F"/>
         </w:rPr>
         <w:t xml:space="preserve">На Windows ты делаешь </w:t>
       </w:r>
       <w:r>
         <w:rPr>
           <w:rStyle w:val="6"/>
-          <w:rFonts w:hint="default" w:ascii="sans-serif" w:hAnsi="sans-serif" w:eastAsia="sans-serif" w:cs="sans-serif"/>
+          <w:rFonts w:hint="default" w:ascii="Times New Roman" w:hAnsi="Times New Roman" w:eastAsia="sans-serif" w:cs="Times New Roman"/>
           <w:color w:val="444746"/>
-          <w:bdr w:val="none" w:color="444746" w:sz="0" w:space="0"/>
         </w:rPr>
         <w:t>docker save</w:t>
       </w:r>
       <w:r>
         <w:rPr>
-          <w:rFonts w:hint="default" w:ascii="sans-serif" w:hAnsi="sans-serif" w:eastAsia="sans-serif" w:cs="sans-serif"/>
-          <w:color w:val="1F1F1F"/>
-          <w:bdr w:val="none" w:color="auto" w:sz="0" w:space="0"/>
+          <w:rFonts w:hint="default" w:ascii="Times New Roman" w:hAnsi="Times New Roman" w:eastAsia="sans-serif" w:cs="Times New Roman"/>
+          <w:color w:val="1F1F1F"/>
         </w:rPr>
         <w:t xml:space="preserve"> своих образов в </w:t>
       </w:r>
       <w:r>
         <w:rPr>
           <w:rStyle w:val="6"/>
-          <w:rFonts w:hint="default" w:ascii="sans-serif" w:hAnsi="sans-serif" w:eastAsia="sans-serif" w:cs="sans-serif"/>
+          <w:rFonts w:hint="default" w:ascii="Times New Roman" w:hAnsi="Times New Roman" w:eastAsia="sans-serif" w:cs="Times New Roman"/>
           <w:color w:val="444746"/>
-          <w:bdr w:val="none" w:color="444746" w:sz="0" w:space="0"/>
         </w:rPr>
         <w:t>.tar</w:t>
       </w:r>
       <w:r>
         <w:rPr>
-          <w:rFonts w:hint="default" w:ascii="sans-serif" w:hAnsi="sans-serif" w:eastAsia="sans-serif" w:cs="sans-serif"/>
-          <w:color w:val="1F1F1F"/>
-          <w:bdr w:val="none" w:color="auto" w:sz="0" w:space="0"/>
+          <w:rFonts w:hint="default" w:ascii="Times New Roman" w:hAnsi="Times New Roman" w:eastAsia="sans-serif" w:cs="Times New Roman"/>
+          <w:color w:val="1F1F1F"/>
         </w:rPr>
         <w:t>.</w:t>
       </w:r>
@@ -2258,7 +2186,7 @@
         <w:spacing w:before="0" w:beforeAutospacing="0" w:after="96" w:afterAutospacing="0" w:line="12" w:lineRule="atLeast"/>
         <w:ind w:left="0" w:right="0" w:hanging="360"/>
         <w:rPr>
-          <w:rFonts w:hint="default" w:ascii="sans-serif" w:hAnsi="sans-serif" w:eastAsia="sans-serif" w:cs="sans-serif"/>
+          <w:rFonts w:hint="default" w:ascii="Times New Roman" w:hAnsi="Times New Roman" w:eastAsia="sans-serif" w:cs="Times New Roman"/>
           <w:color w:val="1F1F1F"/>
         </w:rPr>
       </w:pPr>
@@ -2283,7 +2211,7 @@
         <w:spacing w:before="0" w:beforeAutospacing="0" w:after="96" w:afterAutospacing="0" w:line="12" w:lineRule="atLeast"/>
         <w:ind w:left="0" w:right="0" w:hanging="360"/>
         <w:rPr>
-          <w:rFonts w:hint="default" w:ascii="sans-serif" w:hAnsi="sans-serif" w:eastAsia="sans-serif" w:cs="sans-serif"/>
+          <w:rFonts w:hint="default" w:ascii="Times New Roman" w:hAnsi="Times New Roman" w:eastAsia="sans-serif" w:cs="Times New Roman"/>
           <w:color w:val="1F1F1F"/>
         </w:rPr>
       </w:pPr>
@@ -2305,32 +2233,29 @@
         <w:spacing w:before="0" w:beforeAutospacing="0" w:after="80" w:afterAutospacing="0" w:line="12" w:lineRule="atLeast"/>
         <w:ind w:left="0" w:right="0"/>
         <w:rPr>
-          <w:rFonts w:hint="default" w:ascii="sans-serif" w:hAnsi="sans-serif" w:eastAsia="sans-serif" w:cs="sans-serif"/>
-          <w:color w:val="1F1F1F"/>
-        </w:rPr>
-      </w:pPr>
-      <w:r>
-        <w:rPr>
-          <w:rFonts w:hint="default" w:ascii="sans-serif" w:hAnsi="sans-serif" w:eastAsia="sans-serif" w:cs="sans-serif"/>
-          <w:color w:val="1F1F1F"/>
-          <w:bdr w:val="none" w:color="auto" w:sz="0" w:space="0"/>
+          <w:rFonts w:hint="default" w:ascii="Times New Roman" w:hAnsi="Times New Roman" w:eastAsia="sans-serif" w:cs="Times New Roman"/>
+          <w:color w:val="1F1F1F"/>
+        </w:rPr>
+      </w:pPr>
+      <w:r>
+        <w:rPr>
+          <w:rFonts w:hint="default" w:ascii="Times New Roman" w:hAnsi="Times New Roman" w:eastAsia="sans-serif" w:cs="Times New Roman"/>
+          <w:color w:val="1F1F1F"/>
         </w:rPr>
         <w:t xml:space="preserve">Кидаешь эти </w:t>
       </w:r>
       <w:r>
         <w:rPr>
           <w:rStyle w:val="6"/>
-          <w:rFonts w:hint="default" w:ascii="sans-serif" w:hAnsi="sans-serif" w:eastAsia="sans-serif" w:cs="sans-serif"/>
+          <w:rFonts w:hint="default" w:ascii="Times New Roman" w:hAnsi="Times New Roman" w:eastAsia="sans-serif" w:cs="Times New Roman"/>
           <w:color w:val="444746"/>
-          <w:bdr w:val="none" w:color="444746" w:sz="0" w:space="0"/>
         </w:rPr>
         <w:t>.tar</w:t>
       </w:r>
       <w:r>
         <w:rPr>
-          <w:rFonts w:hint="default" w:ascii="sans-serif" w:hAnsi="sans-serif" w:eastAsia="sans-serif" w:cs="sans-serif"/>
-          <w:color w:val="1F1F1F"/>
-          <w:bdr w:val="none" w:color="auto" w:sz="0" w:space="0"/>
+          <w:rFonts w:hint="default" w:ascii="Times New Roman" w:hAnsi="Times New Roman" w:eastAsia="sans-serif" w:cs="Times New Roman"/>
+          <w:color w:val="1F1F1F"/>
         </w:rPr>
         <w:t xml:space="preserve"> файлы в Astra через MobaXterm.</w:t>
       </w:r>
@@ -2355,7 +2280,7 @@
         <w:spacing w:before="0" w:beforeAutospacing="0" w:after="96" w:afterAutospacing="0" w:line="12" w:lineRule="atLeast"/>
         <w:ind w:left="0" w:right="0" w:hanging="360"/>
         <w:rPr>
-          <w:rFonts w:hint="default" w:ascii="sans-serif" w:hAnsi="sans-serif" w:eastAsia="sans-serif" w:cs="sans-serif"/>
+          <w:rFonts w:hint="default" w:ascii="Times New Roman" w:hAnsi="Times New Roman" w:eastAsia="sans-serif" w:cs="Times New Roman"/>
           <w:color w:val="1F1F1F"/>
         </w:rPr>
       </w:pPr>
@@ -2380,7 +2305,7 @@
         <w:spacing w:before="0" w:beforeAutospacing="0" w:after="96" w:afterAutospacing="0" w:line="12" w:lineRule="atLeast"/>
         <w:ind w:left="0" w:right="0" w:hanging="360"/>
         <w:rPr>
-          <w:rFonts w:hint="default" w:ascii="sans-serif" w:hAnsi="sans-serif" w:eastAsia="sans-serif" w:cs="sans-serif"/>
+          <w:rFonts w:hint="default" w:ascii="Times New Roman" w:hAnsi="Times New Roman" w:eastAsia="sans-serif" w:cs="Times New Roman"/>
           <w:color w:val="1F1F1F"/>
         </w:rPr>
       </w:pPr>
@@ -2402,15 +2327,14 @@
         <w:spacing w:before="0" w:beforeAutospacing="0" w:after="80" w:afterAutospacing="0" w:line="12" w:lineRule="atLeast"/>
         <w:ind w:left="0" w:right="0"/>
         <w:rPr>
-          <w:rFonts w:hint="default" w:ascii="sans-serif" w:hAnsi="sans-serif" w:eastAsia="sans-serif" w:cs="sans-serif"/>
-          <w:color w:val="1F1F1F"/>
-        </w:rPr>
-      </w:pPr>
-      <w:r>
-        <w:rPr>
-          <w:rFonts w:hint="default" w:ascii="sans-serif" w:hAnsi="sans-serif" w:eastAsia="sans-serif" w:cs="sans-serif"/>
-          <w:color w:val="1F1F1F"/>
-          <w:bdr w:val="none" w:color="auto" w:sz="0" w:space="0"/>
+          <w:rFonts w:hint="default" w:ascii="Times New Roman" w:hAnsi="Times New Roman" w:eastAsia="sans-serif" w:cs="Times New Roman"/>
+          <w:color w:val="1F1F1F"/>
+        </w:rPr>
+      </w:pPr>
+      <w:r>
+        <w:rPr>
+          <w:rFonts w:hint="default" w:ascii="Times New Roman" w:hAnsi="Times New Roman" w:eastAsia="sans-serif" w:cs="Times New Roman"/>
+          <w:color w:val="1F1F1F"/>
         </w:rPr>
         <w:t>В Astra загружаешь их командой:</w:t>
       </w:r>
@@ -2435,7 +2359,7 @@
         <w:spacing w:before="0" w:beforeAutospacing="0" w:after="96" w:afterAutospacing="0" w:line="12" w:lineRule="atLeast"/>
         <w:ind w:left="0" w:right="0" w:hanging="360"/>
         <w:rPr>
-          <w:rFonts w:hint="default" w:ascii="sans-serif" w:hAnsi="sans-serif" w:eastAsia="sans-serif" w:cs="sans-serif"/>
+          <w:rFonts w:hint="default" w:ascii="Times New Roman" w:hAnsi="Times New Roman" w:eastAsia="sans-serif" w:cs="Times New Roman"/>
           <w:color w:val="1F1F1F"/>
         </w:rPr>
       </w:pPr>
@@ -2457,18 +2381,17 @@
         <w:ind w:left="0" w:right="0"/>
         <w:jc w:val="left"/>
         <w:rPr>
-          <w:rFonts w:hint="default" w:ascii="sans-serif" w:hAnsi="sans-serif" w:eastAsia="sans-serif" w:cs="sans-serif"/>
+          <w:rFonts w:hint="default" w:ascii="Times New Roman" w:hAnsi="Times New Roman" w:eastAsia="sans-serif" w:cs="Times New Roman"/>
           <w:color w:val="444746"/>
         </w:rPr>
       </w:pPr>
       <w:r>
         <w:rPr>
-          <w:rFonts w:hint="default" w:ascii="sans-serif" w:hAnsi="sans-serif" w:eastAsia="sans-serif" w:cs="sans-serif"/>
+          <w:rFonts w:hint="default" w:ascii="Times New Roman" w:hAnsi="Times New Roman" w:eastAsia="sans-serif" w:cs="Times New Roman"/>
           <w:color w:val="444746"/>
           <w:kern w:val="0"/>
           <w:sz w:val="24"/>
           <w:szCs w:val="24"/>
-          <w:bdr w:val="none" w:color="444746" w:sz="0" w:space="0"/>
           <w:lang w:val="en-US" w:eastAsia="zh-CN" w:bidi="ar"/>
         </w:rPr>
         <w:t>Bash</w:t>
@@ -2494,7 +2417,7 @@
         <w:spacing w:before="0" w:beforeAutospacing="0" w:after="96" w:afterAutospacing="0" w:line="12" w:lineRule="atLeast"/>
         <w:ind w:left="0" w:right="0" w:hanging="360"/>
         <w:rPr>
-          <w:rFonts w:hint="default" w:ascii="sans-serif" w:hAnsi="sans-serif" w:eastAsia="sans-serif" w:cs="sans-serif"/>
+          <w:rFonts w:hint="default" w:ascii="Times New Roman" w:hAnsi="Times New Roman" w:eastAsia="sans-serif" w:cs="Times New Roman"/>
           <w:color w:val="1F1F1F"/>
         </w:rPr>
       </w:pPr>
@@ -2517,7 +2440,7 @@
         <w:ind w:left="0" w:right="0"/>
         <w:rPr>
           <w:rStyle w:val="6"/>
-          <w:rFonts w:hint="default" w:ascii="sans-serif" w:hAnsi="sans-serif" w:eastAsia="sans-serif" w:cs="sans-serif"/>
+          <w:rFonts w:hint="default" w:ascii="Times New Roman" w:hAnsi="Times New Roman" w:eastAsia="sans-serif" w:cs="Times New Roman"/>
           <w:b w:val="0"/>
           <w:bCs w:val="0"/>
           <w:i w:val="0"/>
@@ -2525,13 +2448,12 @@
           <w:color w:val="444746"/>
           <w:sz w:val="16"/>
           <w:szCs w:val="16"/>
-          <w:bdr w:val="none" w:color="444746" w:sz="0" w:space="0"/>
         </w:rPr>
       </w:pPr>
       <w:r>
         <w:rPr>
           <w:rStyle w:val="6"/>
-          <w:rFonts w:hint="default" w:ascii="sans-serif" w:hAnsi="sans-serif" w:eastAsia="sans-serif" w:cs="sans-serif"/>
+          <w:rFonts w:hint="default" w:ascii="Times New Roman" w:hAnsi="Times New Roman" w:eastAsia="sans-serif" w:cs="Times New Roman"/>
           <w:b w:val="0"/>
           <w:bCs w:val="0"/>
           <w:i w:val="0"/>
@@ -2539,7 +2461,6 @@
           <w:color w:val="444746"/>
           <w:sz w:val="16"/>
           <w:szCs w:val="16"/>
-          <w:bdr w:val="none" w:color="444746" w:sz="0" w:space="0"/>
         </w:rPr>
         <w:t>sudo docker load -i web.tar</w:t>
       </w:r>
@@ -2562,7 +2483,7 @@
         <w:ind w:left="0" w:right="0"/>
         <w:rPr>
           <w:rStyle w:val="6"/>
-          <w:rFonts w:hint="default" w:ascii="sans-serif" w:hAnsi="sans-serif" w:eastAsia="sans-serif" w:cs="sans-serif"/>
+          <w:rFonts w:hint="default" w:ascii="Times New Roman" w:hAnsi="Times New Roman" w:eastAsia="sans-serif" w:cs="Times New Roman"/>
           <w:b w:val="0"/>
           <w:bCs w:val="0"/>
           <w:i w:val="0"/>
@@ -2570,13 +2491,12 @@
           <w:color w:val="444746"/>
           <w:sz w:val="16"/>
           <w:szCs w:val="16"/>
-          <w:bdr w:val="none" w:color="444746" w:sz="0" w:space="0"/>
         </w:rPr>
       </w:pPr>
       <w:r>
         <w:rPr>
           <w:rStyle w:val="6"/>
-          <w:rFonts w:hint="default" w:ascii="sans-serif" w:hAnsi="sans-serif" w:eastAsia="sans-serif" w:cs="sans-serif"/>
+          <w:rFonts w:hint="default" w:ascii="Times New Roman" w:hAnsi="Times New Roman" w:eastAsia="sans-serif" w:cs="Times New Roman"/>
           <w:b w:val="0"/>
           <w:bCs w:val="0"/>
           <w:i w:val="0"/>
@@ -2584,7 +2504,6 @@
           <w:color w:val="444746"/>
           <w:sz w:val="16"/>
           <w:szCs w:val="16"/>
-          <w:bdr w:val="none" w:color="444746" w:sz="0" w:space="0"/>
         </w:rPr>
         <w:t>sudo docker load -i frontend.tar</w:t>
       </w:r>
@@ -2607,7 +2526,7 @@
         <w:ind w:left="0" w:right="0"/>
         <w:rPr>
           <w:rStyle w:val="6"/>
-          <w:rFonts w:hint="default" w:ascii="sans-serif" w:hAnsi="sans-serif" w:eastAsia="sans-serif" w:cs="sans-serif"/>
+          <w:rFonts w:hint="default" w:ascii="Times New Roman" w:hAnsi="Times New Roman" w:eastAsia="sans-serif" w:cs="Times New Roman"/>
           <w:b w:val="0"/>
           <w:bCs w:val="0"/>
           <w:i w:val="0"/>
@@ -2615,13 +2534,12 @@
           <w:color w:val="444746"/>
           <w:sz w:val="16"/>
           <w:szCs w:val="16"/>
-          <w:bdr w:val="none" w:color="444746" w:sz="0" w:space="0"/>
         </w:rPr>
       </w:pPr>
       <w:r>
         <w:rPr>
           <w:rStyle w:val="6"/>
-          <w:rFonts w:hint="default" w:ascii="sans-serif" w:hAnsi="sans-serif" w:eastAsia="sans-serif" w:cs="sans-serif"/>
+          <w:rFonts w:hint="default" w:ascii="Times New Roman" w:hAnsi="Times New Roman" w:eastAsia="sans-serif" w:cs="Times New Roman"/>
           <w:b w:val="0"/>
           <w:bCs w:val="0"/>
           <w:i w:val="0"/>
@@ -2629,7 +2547,6 @@
           <w:color w:val="444746"/>
           <w:sz w:val="16"/>
           <w:szCs w:val="16"/>
-          <w:bdr w:val="none" w:color="444746" w:sz="0" w:space="0"/>
         </w:rPr>
         <w:t>sudo docker load -i postgres14.tar</w:t>
       </w:r>
@@ -2651,14 +2568,14 @@
         <w:spacing w:before="0" w:beforeAutospacing="0" w:after="180" w:afterAutospacing="0" w:line="12" w:lineRule="atLeast"/>
         <w:ind w:left="0" w:right="0"/>
         <w:rPr>
-          <w:rFonts w:hint="default" w:ascii="sans-serif" w:hAnsi="sans-serif" w:eastAsia="sans-serif" w:cs="sans-serif"/>
+          <w:rFonts w:hint="default" w:ascii="Times New Roman" w:hAnsi="Times New Roman" w:eastAsia="sans-serif" w:cs="Times New Roman"/>
           <w:color w:val="1F1F1F"/>
         </w:rPr>
       </w:pPr>
       <w:r>
         <w:rPr>
           <w:rStyle w:val="6"/>
-          <w:rFonts w:hint="default" w:ascii="sans-serif" w:hAnsi="sans-serif" w:eastAsia="sans-serif" w:cs="sans-serif"/>
+          <w:rFonts w:hint="default" w:ascii="Times New Roman" w:hAnsi="Times New Roman" w:eastAsia="sans-serif" w:cs="Times New Roman"/>
           <w:b w:val="0"/>
           <w:bCs w:val="0"/>
           <w:i w:val="0"/>
@@ -2666,7 +2583,6 @@
           <w:color w:val="444746"/>
           <w:sz w:val="16"/>
           <w:szCs w:val="16"/>
-          <w:bdr w:val="none" w:color="444746" w:sz="0" w:space="0"/>
         </w:rPr>
         <w:t>sudo docker load -i redis7.tar</w:t>
       </w:r>
@@ -2691,7 +2607,7 @@
         <w:spacing w:before="0" w:beforeAutospacing="0" w:after="96" w:afterAutospacing="0" w:line="12" w:lineRule="atLeast"/>
         <w:ind w:left="0" w:right="0" w:hanging="360"/>
         <w:rPr>
-          <w:rFonts w:hint="default" w:ascii="sans-serif" w:hAnsi="sans-serif" w:eastAsia="sans-serif" w:cs="sans-serif"/>
+          <w:rFonts w:hint="default" w:ascii="Times New Roman" w:hAnsi="Times New Roman" w:eastAsia="sans-serif" w:cs="Times New Roman"/>
           <w:color w:val="1F1F1F"/>
         </w:rPr>
       </w:pPr>
@@ -2716,7 +2632,7 @@
         <w:spacing w:before="0" w:beforeAutospacing="0" w:after="96" w:afterAutospacing="0" w:line="12" w:lineRule="atLeast"/>
         <w:ind w:left="0" w:right="0" w:hanging="360"/>
         <w:rPr>
-          <w:rFonts w:hint="default" w:ascii="sans-serif" w:hAnsi="sans-serif" w:eastAsia="sans-serif" w:cs="sans-serif"/>
+          <w:rFonts w:hint="default" w:ascii="Times New Roman" w:hAnsi="Times New Roman" w:eastAsia="sans-serif" w:cs="Times New Roman"/>
           <w:color w:val="1F1F1F"/>
         </w:rPr>
       </w:pPr>
@@ -2738,32 +2654,29 @@
         <w:spacing w:before="0" w:beforeAutospacing="0" w:after="80" w:afterAutospacing="0" w:line="12" w:lineRule="atLeast"/>
         <w:ind w:left="0" w:right="0"/>
         <w:rPr>
-          <w:rFonts w:hint="default" w:ascii="sans-serif" w:hAnsi="sans-serif" w:eastAsia="sans-serif" w:cs="sans-serif"/>
-          <w:color w:val="1F1F1F"/>
-        </w:rPr>
-      </w:pPr>
-      <w:r>
-        <w:rPr>
-          <w:rFonts w:hint="default" w:ascii="sans-serif" w:hAnsi="sans-serif" w:eastAsia="sans-serif" w:cs="sans-serif"/>
-          <w:color w:val="1F1F1F"/>
-          <w:bdr w:val="none" w:color="auto" w:sz="0" w:space="0"/>
+          <w:rFonts w:hint="default" w:ascii="Times New Roman" w:hAnsi="Times New Roman" w:eastAsia="sans-serif" w:cs="Times New Roman"/>
+          <w:color w:val="1F1F1F"/>
+        </w:rPr>
+      </w:pPr>
+      <w:r>
+        <w:rPr>
+          <w:rFonts w:hint="default" w:ascii="Times New Roman" w:hAnsi="Times New Roman" w:eastAsia="sans-serif" w:cs="Times New Roman"/>
+          <w:color w:val="1F1F1F"/>
         </w:rPr>
         <w:t xml:space="preserve">И наконец, в папке с твоим </w:t>
       </w:r>
       <w:r>
         <w:rPr>
           <w:rStyle w:val="6"/>
-          <w:rFonts w:hint="default" w:ascii="sans-serif" w:hAnsi="sans-serif" w:eastAsia="sans-serif" w:cs="sans-serif"/>
+          <w:rFonts w:hint="default" w:ascii="Times New Roman" w:hAnsi="Times New Roman" w:eastAsia="sans-serif" w:cs="Times New Roman"/>
           <w:color w:val="444746"/>
-          <w:bdr w:val="none" w:color="444746" w:sz="0" w:space="0"/>
         </w:rPr>
         <w:t>docker-compose.yml</w:t>
       </w:r>
       <w:r>
         <w:rPr>
-          <w:rFonts w:hint="default" w:ascii="sans-serif" w:hAnsi="sans-serif" w:eastAsia="sans-serif" w:cs="sans-serif"/>
-          <w:color w:val="1F1F1F"/>
-          <w:bdr w:val="none" w:color="auto" w:sz="0" w:space="0"/>
+          <w:rFonts w:hint="default" w:ascii="Times New Roman" w:hAnsi="Times New Roman" w:eastAsia="sans-serif" w:cs="Times New Roman"/>
+          <w:color w:val="1F1F1F"/>
         </w:rPr>
         <w:t xml:space="preserve"> запускаешь магию:</w:t>
       </w:r>
@@ -2788,7 +2701,7 @@
         <w:spacing w:before="0" w:beforeAutospacing="0" w:after="96" w:afterAutospacing="0" w:line="12" w:lineRule="atLeast"/>
         <w:ind w:left="0" w:right="0" w:hanging="360"/>
         <w:rPr>
-          <w:rFonts w:hint="default" w:ascii="sans-serif" w:hAnsi="sans-serif" w:eastAsia="sans-serif" w:cs="sans-serif"/>
+          <w:rFonts w:hint="default" w:ascii="Times New Roman" w:hAnsi="Times New Roman" w:eastAsia="sans-serif" w:cs="Times New Roman"/>
           <w:color w:val="1F1F1F"/>
         </w:rPr>
       </w:pPr>
@@ -2810,18 +2723,17 @@
         <w:ind w:left="0" w:right="0"/>
         <w:jc w:val="left"/>
         <w:rPr>
-          <w:rFonts w:hint="default" w:ascii="sans-serif" w:hAnsi="sans-serif" w:eastAsia="sans-serif" w:cs="sans-serif"/>
+          <w:rFonts w:hint="default" w:ascii="Times New Roman" w:hAnsi="Times New Roman" w:eastAsia="sans-serif" w:cs="Times New Roman"/>
           <w:color w:val="444746"/>
         </w:rPr>
       </w:pPr>
       <w:r>
         <w:rPr>
-          <w:rFonts w:hint="default" w:ascii="sans-serif" w:hAnsi="sans-serif" w:eastAsia="sans-serif" w:cs="sans-serif"/>
+          <w:rFonts w:hint="default" w:ascii="Times New Roman" w:hAnsi="Times New Roman" w:eastAsia="sans-serif" w:cs="Times New Roman"/>
           <w:color w:val="444746"/>
           <w:kern w:val="0"/>
           <w:sz w:val="24"/>
           <w:szCs w:val="24"/>
-          <w:bdr w:val="none" w:color="444746" w:sz="0" w:space="0"/>
           <w:lang w:val="en-US" w:eastAsia="zh-CN" w:bidi="ar"/>
         </w:rPr>
         <w:t>Bash</w:t>
@@ -2847,7 +2759,7 @@
         <w:spacing w:before="0" w:beforeAutospacing="0" w:after="96" w:afterAutospacing="0" w:line="12" w:lineRule="atLeast"/>
         <w:ind w:left="0" w:right="0" w:hanging="360"/>
         <w:rPr>
-          <w:rFonts w:hint="default" w:ascii="sans-serif" w:hAnsi="sans-serif" w:eastAsia="sans-serif" w:cs="sans-serif"/>
+          <w:rFonts w:hint="default" w:ascii="Times New Roman" w:hAnsi="Times New Roman" w:eastAsia="sans-serif" w:cs="Times New Roman"/>
           <w:color w:val="1F1F1F"/>
         </w:rPr>
       </w:pPr>
@@ -2869,14 +2781,14 @@
         <w:spacing w:before="0" w:beforeAutospacing="0" w:after="180" w:afterAutospacing="0" w:line="12" w:lineRule="atLeast"/>
         <w:ind w:left="0" w:right="0"/>
         <w:rPr>
-          <w:rFonts w:hint="default" w:ascii="sans-serif" w:hAnsi="sans-serif" w:eastAsia="sans-serif" w:cs="sans-serif"/>
+          <w:rFonts w:hint="default" w:ascii="Times New Roman" w:hAnsi="Times New Roman" w:eastAsia="sans-serif" w:cs="Times New Roman"/>
           <w:color w:val="1F1F1F"/>
         </w:rPr>
       </w:pPr>
       <w:r>
         <w:rPr>
           <w:rStyle w:val="6"/>
-          <w:rFonts w:hint="default" w:ascii="sans-serif" w:hAnsi="sans-serif" w:eastAsia="sans-serif" w:cs="sans-serif"/>
+          <w:rFonts w:hint="default" w:ascii="Times New Roman" w:hAnsi="Times New Roman" w:eastAsia="sans-serif" w:cs="Times New Roman"/>
           <w:b w:val="0"/>
           <w:bCs w:val="0"/>
           <w:i w:val="0"/>
@@ -2884,7 +2796,6 @@
           <w:color w:val="444746"/>
           <w:sz w:val="16"/>
           <w:szCs w:val="16"/>
-          <w:bdr w:val="none" w:color="444746" w:sz="0" w:space="0"/>
         </w:rPr>
         <w:t>sudo docker-compose up -d</w:t>
       </w:r>
@@ -2909,7 +2820,7 @@
         <w:spacing w:before="0" w:beforeAutospacing="0" w:after="96" w:afterAutospacing="0" w:line="12" w:lineRule="atLeast"/>
         <w:ind w:left="0" w:right="0" w:hanging="360"/>
         <w:rPr>
-          <w:rFonts w:hint="default" w:ascii="sans-serif" w:hAnsi="sans-serif" w:eastAsia="sans-serif" w:cs="sans-serif"/>
+          <w:rFonts w:hint="default" w:ascii="Times New Roman" w:hAnsi="Times New Roman" w:eastAsia="sans-serif" w:cs="Times New Roman"/>
           <w:color w:val="1F1F1F"/>
         </w:rPr>
       </w:pPr>
@@ -2931,42 +2842,38 @@
         <w:spacing w:before="0" w:beforeAutospacing="0" w:after="180" w:afterAutospacing="0" w:line="12" w:lineRule="atLeast"/>
         <w:ind w:left="0" w:right="0"/>
         <w:rPr>
-          <w:rFonts w:hint="default" w:ascii="sans-serif" w:hAnsi="sans-serif" w:eastAsia="sans-serif" w:cs="sans-serif"/>
-          <w:color w:val="1F1F1F"/>
-        </w:rPr>
-      </w:pPr>
-      <w:r>
-        <w:rPr>
-          <w:rFonts w:hint="default" w:ascii="sans-serif" w:hAnsi="sans-serif" w:eastAsia="sans-serif" w:cs="sans-serif"/>
+          <w:rFonts w:hint="default" w:ascii="Times New Roman" w:hAnsi="Times New Roman" w:eastAsia="sans-serif" w:cs="Times New Roman"/>
+          <w:color w:val="1F1F1F"/>
+        </w:rPr>
+      </w:pPr>
+      <w:r>
+        <w:rPr>
+          <w:rFonts w:hint="default" w:ascii="Times New Roman" w:hAnsi="Times New Roman" w:eastAsia="sans-serif" w:cs="Times New Roman"/>
           <w:b/>
           <w:bCs/>
           <w:color w:val="1F1F1F"/>
-          <w:bdr w:val="none" w:color="1F1F1F" w:sz="0" w:space="0"/>
         </w:rPr>
         <w:t>Важный нюанс:</w:t>
       </w:r>
       <w:r>
         <w:rPr>
-          <w:rFonts w:hint="default" w:ascii="sans-serif" w:hAnsi="sans-serif" w:eastAsia="sans-serif" w:cs="sans-serif"/>
-          <w:color w:val="1F1F1F"/>
-          <w:bdr w:val="none" w:color="auto" w:sz="0" w:space="0"/>
+          <w:rFonts w:hint="default" w:ascii="Times New Roman" w:hAnsi="Times New Roman" w:eastAsia="sans-serif" w:cs="Times New Roman"/>
+          <w:color w:val="1F1F1F"/>
         </w:rPr>
         <w:t xml:space="preserve"> Поскольку ты не «ставил» Docker через официальный установщик, после перезагрузки Astra Linux команду </w:t>
       </w:r>
       <w:r>
         <w:rPr>
           <w:rStyle w:val="6"/>
-          <w:rFonts w:hint="default" w:ascii="sans-serif" w:hAnsi="sans-serif" w:eastAsia="sans-serif" w:cs="sans-serif"/>
+          <w:rFonts w:hint="default" w:ascii="Times New Roman" w:hAnsi="Times New Roman" w:eastAsia="sans-serif" w:cs="Times New Roman"/>
           <w:color w:val="444746"/>
-          <w:bdr w:val="none" w:color="444746" w:sz="0" w:space="0"/>
         </w:rPr>
         <w:t>sudo dockerd &amp;</w:t>
       </w:r>
       <w:r>
         <w:rPr>
-          <w:rFonts w:hint="default" w:ascii="sans-serif" w:hAnsi="sans-serif" w:eastAsia="sans-serif" w:cs="sans-serif"/>
-          <w:color w:val="1F1F1F"/>
-          <w:bdr w:val="none" w:color="auto" w:sz="0" w:space="0"/>
+          <w:rFonts w:hint="default" w:ascii="Times New Roman" w:hAnsi="Times New Roman" w:eastAsia="sans-serif" w:cs="Times New Roman"/>
+          <w:color w:val="1F1F1F"/>
         </w:rPr>
         <w:t xml:space="preserve"> придется вводить заново.</w:t>
       </w:r>
@@ -2988,25 +2895,48 @@
         <w:spacing w:before="0" w:beforeAutospacing="0" w:after="180" w:afterAutospacing="0" w:line="12" w:lineRule="atLeast"/>
         <w:ind w:left="0" w:right="0"/>
         <w:rPr>
-          <w:rFonts w:hint="default" w:ascii="sans-serif" w:hAnsi="sans-serif" w:eastAsia="sans-serif" w:cs="sans-serif"/>
-          <w:color w:val="1F1F1F"/>
-        </w:rPr>
-      </w:pPr>
-      <w:r>
-        <w:rPr>
-          <w:rFonts w:hint="default" w:ascii="sans-serif" w:hAnsi="sans-serif" w:eastAsia="sans-serif" w:cs="sans-serif"/>
+          <w:rFonts w:hint="default" w:ascii="Times New Roman" w:hAnsi="Times New Roman" w:eastAsia="sans-serif" w:cs="Times New Roman"/>
+          <w:color w:val="1F1F1F"/>
+        </w:rPr>
+      </w:pPr>
+      <w:r>
+        <w:rPr>
+          <w:rFonts w:hint="default" w:ascii="Times New Roman" w:hAnsi="Times New Roman" w:eastAsia="sans-serif" w:cs="Times New Roman"/>
           <w:b/>
           <w:bCs/>
           <w:color w:val="1F1F1F"/>
-          <w:bdr w:val="none" w:color="1F1F1F" w:sz="0" w:space="0"/>
         </w:rPr>
         <w:t>Хочешь, я пришлю текст конфига, который сделает так, чтобы Docker запускался сам при включении Astra (как настоящая служба)?</w:t>
       </w:r>
     </w:p>
-    <w:p/>
-    <w:p/>
-    <w:p/>
-    <w:p/>
+    <w:p>
+      <w:pPr>
+        <w:rPr>
+          <w:rFonts w:hint="default" w:ascii="Times New Roman" w:hAnsi="Times New Roman" w:cs="Times New Roman"/>
+        </w:rPr>
+      </w:pPr>
+    </w:p>
+    <w:p>
+      <w:pPr>
+        <w:rPr>
+          <w:rFonts w:hint="default" w:ascii="Times New Roman" w:hAnsi="Times New Roman" w:cs="Times New Roman"/>
+        </w:rPr>
+      </w:pPr>
+    </w:p>
+    <w:p>
+      <w:pPr>
+        <w:rPr>
+          <w:rFonts w:hint="default" w:ascii="Times New Roman" w:hAnsi="Times New Roman" w:cs="Times New Roman"/>
+        </w:rPr>
+      </w:pPr>
+    </w:p>
+    <w:p>
+      <w:pPr>
+        <w:rPr>
+          <w:rFonts w:hint="default" w:ascii="Times New Roman" w:hAnsi="Times New Roman" w:cs="Times New Roman"/>
+        </w:rPr>
+      </w:pPr>
+    </w:p>
     <w:p>
       <w:pPr>
         <w:pStyle w:val="7"/>
@@ -3014,8 +2944,14 @@
         <w:keepLines w:val="0"/>
         <w:widowControl/>
         <w:suppressLineNumbers w:val="0"/>
-      </w:pPr>
-      <w:r>
+        <w:rPr>
+          <w:rFonts w:hint="default" w:ascii="Times New Roman" w:hAnsi="Times New Roman" w:cs="Times New Roman"/>
+        </w:rPr>
+      </w:pPr>
+      <w:r>
+        <w:rPr>
+          <w:rFonts w:hint="default" w:ascii="Times New Roman" w:hAnsi="Times New Roman" w:cs="Times New Roman"/>
+        </w:rPr>
         <w:t>Чтобы Docker не приходилось запускать вручную после каждой перезагрузки сервера, мы создадим специальный файл-инструкцию для системы (systemd-юнит). Это превратит твой «экзешник» в полноценную системную службу.</w:t>
       </w:r>
     </w:p>
@@ -3026,8 +2962,14 @@
         <w:keepLines w:val="0"/>
         <w:widowControl/>
         <w:suppressLineNumbers w:val="0"/>
-      </w:pPr>
-      <w:r>
+        <w:rPr>
+          <w:rFonts w:hint="default" w:ascii="Times New Roman" w:hAnsi="Times New Roman" w:cs="Times New Roman"/>
+        </w:rPr>
+      </w:pPr>
+      <w:r>
+        <w:rPr>
+          <w:rFonts w:hint="default" w:ascii="Times New Roman" w:hAnsi="Times New Roman" w:cs="Times New Roman"/>
+        </w:rPr>
         <w:t>Вот пошаговый алгоритм:</w:t>
       </w:r>
     </w:p>
@@ -3037,8 +2979,14 @@
         <w:keepLines w:val="0"/>
         <w:widowControl/>
         <w:suppressLineNumbers w:val="0"/>
-      </w:pPr>
-      <w:r>
+        <w:rPr>
+          <w:rFonts w:hint="default" w:ascii="Times New Roman" w:hAnsi="Times New Roman" w:cs="Times New Roman"/>
+        </w:rPr>
+      </w:pPr>
+      <w:r>
+        <w:rPr>
+          <w:rFonts w:hint="default" w:ascii="Times New Roman" w:hAnsi="Times New Roman" w:cs="Times New Roman"/>
+        </w:rPr>
         <w:pict>
           <v:rect id="_x0000_i1031" o:spt="1" style="height:1.5pt;width:432pt;" fillcolor="#A0A0A0" filled="t" stroked="f" coordsize="21600,21600" o:hr="t" o:hrstd="t" o:hralign="center">
             <v:path/>
@@ -3059,8 +3007,14 @@
         <w:keepLines w:val="0"/>
         <w:widowControl/>
         <w:suppressLineNumbers w:val="0"/>
-      </w:pPr>
-      <w:r>
+        <w:rPr>
+          <w:rFonts w:hint="default" w:ascii="Times New Roman" w:hAnsi="Times New Roman" w:cs="Times New Roman"/>
+        </w:rPr>
+      </w:pPr>
+      <w:r>
+        <w:rPr>
+          <w:rFonts w:hint="default" w:ascii="Times New Roman" w:hAnsi="Times New Roman" w:cs="Times New Roman"/>
+        </w:rPr>
         <w:t>1. Создание файла службы</w:t>
       </w:r>
     </w:p>
@@ -3071,8 +3025,14 @@
         <w:keepLines w:val="0"/>
         <w:widowControl/>
         <w:suppressLineNumbers w:val="0"/>
-      </w:pPr>
-      <w:r>
+        <w:rPr>
+          <w:rFonts w:hint="default" w:ascii="Times New Roman" w:hAnsi="Times New Roman" w:cs="Times New Roman"/>
+        </w:rPr>
+      </w:pPr>
+      <w:r>
+        <w:rPr>
+          <w:rFonts w:hint="default" w:ascii="Times New Roman" w:hAnsi="Times New Roman" w:cs="Times New Roman"/>
+        </w:rPr>
         <w:t>В терминале MobaXterm введи команду, чтобы открыть текстовый редактор (мы создаем новый файл):</w:t>
       </w:r>
     </w:p>
@@ -3083,10 +3043,13 @@
         <w:widowControl/>
         <w:suppressLineNumbers w:val="0"/>
         <w:jc w:val="left"/>
-      </w:pPr>
-      <w:r>
-        <w:rPr>
-          <w:rFonts w:ascii="SimSun" w:hAnsi="SimSun" w:eastAsia="SimSun" w:cs="SimSun"/>
+        <w:rPr>
+          <w:rFonts w:hint="default" w:ascii="Times New Roman" w:hAnsi="Times New Roman" w:cs="Times New Roman"/>
+        </w:rPr>
+      </w:pPr>
+      <w:r>
+        <w:rPr>
+          <w:rFonts w:hint="default" w:ascii="Times New Roman" w:hAnsi="Times New Roman" w:eastAsia="SimSun" w:cs="Times New Roman"/>
           <w:kern w:val="0"/>
           <w:sz w:val="24"/>
           <w:szCs w:val="24"/>
@@ -3102,10 +3065,14 @@
         <w:keepLines w:val="0"/>
         <w:widowControl/>
         <w:suppressLineNumbers w:val="0"/>
+        <w:rPr>
+          <w:rFonts w:hint="default" w:ascii="Times New Roman" w:hAnsi="Times New Roman" w:cs="Times New Roman"/>
+        </w:rPr>
       </w:pPr>
       <w:r>
         <w:rPr>
           <w:rStyle w:val="6"/>
+          <w:rFonts w:hint="default" w:ascii="Times New Roman" w:hAnsi="Times New Roman" w:cs="Times New Roman"/>
         </w:rPr>
         <w:t>sudo nano /etc/systemd/system/docker.service</w:t>
       </w:r>
@@ -3117,8 +3084,14 @@
         <w:keepLines w:val="0"/>
         <w:widowControl/>
         <w:suppressLineNumbers w:val="0"/>
-      </w:pPr>
-      <w:r>
+        <w:rPr>
+          <w:rFonts w:hint="default" w:ascii="Times New Roman" w:hAnsi="Times New Roman" w:cs="Times New Roman"/>
+        </w:rPr>
+      </w:pPr>
+      <w:r>
+        <w:rPr>
+          <w:rFonts w:hint="default" w:ascii="Times New Roman" w:hAnsi="Times New Roman" w:cs="Times New Roman"/>
+        </w:rPr>
         <w:t>2. Текст конфигурации</w:t>
       </w:r>
     </w:p>
@@ -3129,18 +3102,28 @@
         <w:keepLines w:val="0"/>
         <w:widowControl/>
         <w:suppressLineNumbers w:val="0"/>
-      </w:pPr>
-      <w:r>
+        <w:rPr>
+          <w:rFonts w:hint="default" w:ascii="Times New Roman" w:hAnsi="Times New Roman" w:cs="Times New Roman"/>
+        </w:rPr>
+      </w:pPr>
+      <w:r>
+        <w:rPr>
+          <w:rFonts w:hint="default" w:ascii="Times New Roman" w:hAnsi="Times New Roman" w:cs="Times New Roman"/>
+        </w:rPr>
         <w:t xml:space="preserve">Скопируй этот блок текста и вставь его в открывшееся окно (в MobaXterm вставка обычно работает через </w:t>
       </w:r>
       <w:r>
         <w:rPr>
+          <w:rFonts w:hint="default" w:ascii="Times New Roman" w:hAnsi="Times New Roman" w:cs="Times New Roman"/>
           <w:b/>
           <w:bCs/>
         </w:rPr>
         <w:t>Shift + Insert</w:t>
       </w:r>
       <w:r>
+        <w:rPr>
+          <w:rFonts w:hint="default" w:ascii="Times New Roman" w:hAnsi="Times New Roman" w:cs="Times New Roman"/>
+        </w:rPr>
         <w:t xml:space="preserve"> или правую кнопку мыши):</w:t>
       </w:r>
     </w:p>
@@ -3151,10 +3134,13 @@
         <w:widowControl/>
         <w:suppressLineNumbers w:val="0"/>
         <w:jc w:val="left"/>
-      </w:pPr>
-      <w:r>
-        <w:rPr>
-          <w:rFonts w:ascii="SimSun" w:hAnsi="SimSun" w:eastAsia="SimSun" w:cs="SimSun"/>
+        <w:rPr>
+          <w:rFonts w:hint="default" w:ascii="Times New Roman" w:hAnsi="Times New Roman" w:cs="Times New Roman"/>
+        </w:rPr>
+      </w:pPr>
+      <w:r>
+        <w:rPr>
+          <w:rFonts w:hint="default" w:ascii="Times New Roman" w:hAnsi="Times New Roman" w:eastAsia="SimSun" w:cs="Times New Roman"/>
           <w:kern w:val="0"/>
           <w:sz w:val="24"/>
           <w:szCs w:val="24"/>
@@ -3172,50 +3158,71 @@
         <w:suppressLineNumbers w:val="0"/>
         <w:rPr>
           <w:rStyle w:val="6"/>
-        </w:rPr>
-      </w:pPr>
-      <w:r>
+          <w:rFonts w:hint="default" w:ascii="Times New Roman" w:hAnsi="Times New Roman" w:cs="Times New Roman"/>
+        </w:rPr>
+      </w:pPr>
+      <w:r>
+        <w:rPr>
+          <w:rFonts w:hint="default" w:ascii="Times New Roman" w:hAnsi="Times New Roman" w:cs="Times New Roman"/>
+        </w:rPr>
         <w:t>[Unit]Description</w:t>
       </w:r>
       <w:r>
         <w:rPr>
           <w:rStyle w:val="6"/>
+          <w:rFonts w:hint="default" w:ascii="Times New Roman" w:hAnsi="Times New Roman" w:cs="Times New Roman"/>
         </w:rPr>
         <w:t>=Docker Application Container Engine</w:t>
       </w:r>
       <w:r>
+        <w:rPr>
+          <w:rFonts w:hint="default" w:ascii="Times New Roman" w:hAnsi="Times New Roman" w:cs="Times New Roman"/>
+        </w:rPr>
         <w:t>After</w:t>
       </w:r>
       <w:r>
         <w:rPr>
           <w:rStyle w:val="6"/>
+          <w:rFonts w:hint="default" w:ascii="Times New Roman" w:hAnsi="Times New Roman" w:cs="Times New Roman"/>
         </w:rPr>
         <w:t>=network-</w:t>
       </w:r>
       <w:r>
+        <w:rPr>
+          <w:rFonts w:hint="default" w:ascii="Times New Roman" w:hAnsi="Times New Roman" w:cs="Times New Roman"/>
+        </w:rPr>
         <w:t>on</w:t>
       </w:r>
       <w:r>
         <w:rPr>
           <w:rStyle w:val="6"/>
+          <w:rFonts w:hint="default" w:ascii="Times New Roman" w:hAnsi="Times New Roman" w:cs="Times New Roman"/>
         </w:rPr>
         <w:t>line.target</w:t>
       </w:r>
       <w:r>
+        <w:rPr>
+          <w:rFonts w:hint="default" w:ascii="Times New Roman" w:hAnsi="Times New Roman" w:cs="Times New Roman"/>
+        </w:rPr>
         <w:t>Wants</w:t>
       </w:r>
       <w:r>
         <w:rPr>
           <w:rStyle w:val="6"/>
+          <w:rFonts w:hint="default" w:ascii="Times New Roman" w:hAnsi="Times New Roman" w:cs="Times New Roman"/>
         </w:rPr>
         <w:t>=network-</w:t>
       </w:r>
       <w:r>
+        <w:rPr>
+          <w:rFonts w:hint="default" w:ascii="Times New Roman" w:hAnsi="Times New Roman" w:cs="Times New Roman"/>
+        </w:rPr>
         <w:t>on</w:t>
       </w:r>
       <w:r>
         <w:rPr>
           <w:rStyle w:val="6"/>
+          <w:rFonts w:hint="default" w:ascii="Times New Roman" w:hAnsi="Times New Roman" w:cs="Times New Roman"/>
         </w:rPr>
         <w:t>line.target</w:t>
       </w:r>
@@ -3229,59 +3236,84 @@
         <w:suppressLineNumbers w:val="0"/>
         <w:rPr>
           <w:rStyle w:val="6"/>
-        </w:rPr>
-      </w:pPr>
-      <w:r>
+          <w:rFonts w:hint="default" w:ascii="Times New Roman" w:hAnsi="Times New Roman" w:cs="Times New Roman"/>
+        </w:rPr>
+      </w:pPr>
+      <w:r>
+        <w:rPr>
+          <w:rFonts w:hint="default" w:ascii="Times New Roman" w:hAnsi="Times New Roman" w:cs="Times New Roman"/>
+        </w:rPr>
         <w:t>[Service]Type</w:t>
       </w:r>
       <w:r>
         <w:rPr>
           <w:rStyle w:val="6"/>
+          <w:rFonts w:hint="default" w:ascii="Times New Roman" w:hAnsi="Times New Roman" w:cs="Times New Roman"/>
         </w:rPr>
         <w:t>=notify</w:t>
       </w:r>
       <w:r>
+        <w:rPr>
+          <w:rFonts w:hint="default" w:ascii="Times New Roman" w:hAnsi="Times New Roman" w:cs="Times New Roman"/>
+        </w:rPr>
         <w:t># Путь к файлу, который мы копировали в /usr/binExecStart</w:t>
       </w:r>
       <w:r>
         <w:rPr>
           <w:rStyle w:val="6"/>
+          <w:rFonts w:hint="default" w:ascii="Times New Roman" w:hAnsi="Times New Roman" w:cs="Times New Roman"/>
         </w:rPr>
         <w:t>=/usr/bin/dockerd</w:t>
       </w:r>
       <w:r>
+        <w:rPr>
+          <w:rFonts w:hint="default" w:ascii="Times New Roman" w:hAnsi="Times New Roman" w:cs="Times New Roman"/>
+        </w:rPr>
         <w:t>ExecReload</w:t>
       </w:r>
       <w:r>
         <w:rPr>
           <w:rStyle w:val="6"/>
+          <w:rFonts w:hint="default" w:ascii="Times New Roman" w:hAnsi="Times New Roman" w:cs="Times New Roman"/>
         </w:rPr>
         <w:t xml:space="preserve">=/bin/kill -s HUP </w:t>
       </w:r>
       <w:r>
+        <w:rPr>
+          <w:rFonts w:hint="default" w:ascii="Times New Roman" w:hAnsi="Times New Roman" w:cs="Times New Roman"/>
+        </w:rPr>
         <w:t>$MAINPIDTimeoutStartSec</w:t>
       </w:r>
       <w:r>
         <w:rPr>
           <w:rStyle w:val="6"/>
+          <w:rFonts w:hint="default" w:ascii="Times New Roman" w:hAnsi="Times New Roman" w:cs="Times New Roman"/>
         </w:rPr>
         <w:t>=</w:t>
       </w:r>
       <w:r>
+        <w:rPr>
+          <w:rFonts w:hint="default" w:ascii="Times New Roman" w:hAnsi="Times New Roman" w:cs="Times New Roman"/>
+        </w:rPr>
         <w:t>0RestartSec</w:t>
       </w:r>
       <w:r>
         <w:rPr>
           <w:rStyle w:val="6"/>
+          <w:rFonts w:hint="default" w:ascii="Times New Roman" w:hAnsi="Times New Roman" w:cs="Times New Roman"/>
         </w:rPr>
         <w:t>=</w:t>
       </w:r>
       <w:r>
+        <w:rPr>
+          <w:rFonts w:hint="default" w:ascii="Times New Roman" w:hAnsi="Times New Roman" w:cs="Times New Roman"/>
+        </w:rPr>
         <w:t>2Restart</w:t>
       </w:r>
       <w:r>
         <w:rPr>
           <w:rStyle w:val="6"/>
+          <w:rFonts w:hint="default" w:ascii="Times New Roman" w:hAnsi="Times New Roman" w:cs="Times New Roman"/>
         </w:rPr>
         <w:t>=always</w:t>
       </w:r>
@@ -3293,13 +3325,20 @@
         <w:keepLines w:val="0"/>
         <w:widowControl/>
         <w:suppressLineNumbers w:val="0"/>
-      </w:pPr>
-      <w:r>
+        <w:rPr>
+          <w:rFonts w:hint="default" w:ascii="Times New Roman" w:hAnsi="Times New Roman" w:cs="Times New Roman"/>
+        </w:rPr>
+      </w:pPr>
+      <w:r>
+        <w:rPr>
+          <w:rFonts w:hint="default" w:ascii="Times New Roman" w:hAnsi="Times New Roman" w:cs="Times New Roman"/>
+        </w:rPr>
         <w:t>[Install]WantedBy</w:t>
       </w:r>
       <w:r>
         <w:rPr>
           <w:rStyle w:val="6"/>
+          <w:rFonts w:hint="default" w:ascii="Times New Roman" w:hAnsi="Times New Roman" w:cs="Times New Roman"/>
         </w:rPr>
         <w:t>=multi-user.target</w:t>
       </w:r>
@@ -3311,9 +3350,13 @@
         <w:keepLines w:val="0"/>
         <w:widowControl/>
         <w:suppressLineNumbers w:val="0"/>
-      </w:pPr>
-      <w:r>
-        <w:rPr>
+        <w:rPr>
+          <w:rFonts w:hint="default" w:ascii="Times New Roman" w:hAnsi="Times New Roman" w:cs="Times New Roman"/>
+        </w:rPr>
+      </w:pPr>
+      <w:r>
+        <w:rPr>
+          <w:rFonts w:hint="default" w:ascii="Times New Roman" w:hAnsi="Times New Roman" w:cs="Times New Roman"/>
           <w:b/>
           <w:bCs/>
         </w:rPr>
@@ -3332,6 +3375,9 @@
         <w:suppressLineNumbers w:val="0"/>
         <w:spacing w:before="0" w:beforeAutospacing="1" w:after="0" w:afterAutospacing="1"/>
         <w:ind w:left="1440" w:hanging="360"/>
+        <w:rPr>
+          <w:rFonts w:hint="default" w:ascii="Times New Roman" w:hAnsi="Times New Roman" w:cs="Times New Roman"/>
+        </w:rPr>
       </w:pPr>
     </w:p>
     <w:p>
@@ -3342,17 +3388,27 @@
         <w:widowControl/>
         <w:suppressLineNumbers w:val="0"/>
         <w:ind w:left="720"/>
-      </w:pPr>
-      <w:r>
+        <w:rPr>
+          <w:rFonts w:hint="default" w:ascii="Times New Roman" w:hAnsi="Times New Roman" w:cs="Times New Roman"/>
+        </w:rPr>
+      </w:pPr>
+      <w:r>
+        <w:rPr>
+          <w:rFonts w:hint="default" w:ascii="Times New Roman" w:hAnsi="Times New Roman" w:cs="Times New Roman"/>
+        </w:rPr>
         <w:t xml:space="preserve">Нажми </w:t>
       </w:r>
       <w:r>
         <w:rPr>
           <w:rStyle w:val="6"/>
+          <w:rFonts w:hint="default" w:ascii="Times New Roman" w:hAnsi="Times New Roman" w:cs="Times New Roman"/>
         </w:rPr>
         <w:t>Ctrl + O</w:t>
       </w:r>
       <w:r>
+        <w:rPr>
+          <w:rFonts w:hint="default" w:ascii="Times New Roman" w:hAnsi="Times New Roman" w:cs="Times New Roman"/>
+        </w:rPr>
         <w:t xml:space="preserve"> (сохранить).</w:t>
       </w:r>
     </w:p>
@@ -3368,6 +3424,9 @@
         <w:suppressLineNumbers w:val="0"/>
         <w:spacing w:before="0" w:beforeAutospacing="1" w:after="0" w:afterAutospacing="1"/>
         <w:ind w:left="1440" w:hanging="360"/>
+        <w:rPr>
+          <w:rFonts w:hint="default" w:ascii="Times New Roman" w:hAnsi="Times New Roman" w:cs="Times New Roman"/>
+        </w:rPr>
       </w:pPr>
     </w:p>
     <w:p>
@@ -3382,6 +3441,9 @@
         <w:suppressLineNumbers w:val="0"/>
         <w:spacing w:before="0" w:beforeAutospacing="1" w:after="0" w:afterAutospacing="1"/>
         <w:ind w:left="1440" w:hanging="360"/>
+        <w:rPr>
+          <w:rFonts w:hint="default" w:ascii="Times New Roman" w:hAnsi="Times New Roman" w:cs="Times New Roman"/>
+        </w:rPr>
       </w:pPr>
     </w:p>
     <w:p>
@@ -3392,17 +3454,27 @@
         <w:widowControl/>
         <w:suppressLineNumbers w:val="0"/>
         <w:ind w:left="720"/>
-      </w:pPr>
-      <w:r>
+        <w:rPr>
+          <w:rFonts w:hint="default" w:ascii="Times New Roman" w:hAnsi="Times New Roman" w:cs="Times New Roman"/>
+        </w:rPr>
+      </w:pPr>
+      <w:r>
+        <w:rPr>
+          <w:rFonts w:hint="default" w:ascii="Times New Roman" w:hAnsi="Times New Roman" w:cs="Times New Roman"/>
+        </w:rPr>
         <w:t xml:space="preserve">Нажми </w:t>
       </w:r>
       <w:r>
         <w:rPr>
           <w:rStyle w:val="6"/>
+          <w:rFonts w:hint="default" w:ascii="Times New Roman" w:hAnsi="Times New Roman" w:cs="Times New Roman"/>
         </w:rPr>
         <w:t>Enter</w:t>
       </w:r>
       <w:r>
+        <w:rPr>
+          <w:rFonts w:hint="default" w:ascii="Times New Roman" w:hAnsi="Times New Roman" w:cs="Times New Roman"/>
+        </w:rPr>
         <w:t xml:space="preserve"> (подтвердить имя файла).</w:t>
       </w:r>
     </w:p>
@@ -3418,6 +3490,9 @@
         <w:suppressLineNumbers w:val="0"/>
         <w:spacing w:before="0" w:beforeAutospacing="1" w:after="0" w:afterAutospacing="1"/>
         <w:ind w:left="1440" w:hanging="360"/>
+        <w:rPr>
+          <w:rFonts w:hint="default" w:ascii="Times New Roman" w:hAnsi="Times New Roman" w:cs="Times New Roman"/>
+        </w:rPr>
       </w:pPr>
     </w:p>
     <w:p>
@@ -3432,6 +3507,9 @@
         <w:suppressLineNumbers w:val="0"/>
         <w:spacing w:before="0" w:beforeAutospacing="1" w:after="0" w:afterAutospacing="1"/>
         <w:ind w:left="1440" w:hanging="360"/>
+        <w:rPr>
+          <w:rFonts w:hint="default" w:ascii="Times New Roman" w:hAnsi="Times New Roman" w:cs="Times New Roman"/>
+        </w:rPr>
       </w:pPr>
     </w:p>
     <w:p>
@@ -3442,17 +3520,27 @@
         <w:widowControl/>
         <w:suppressLineNumbers w:val="0"/>
         <w:ind w:left="720"/>
-      </w:pPr>
-      <w:r>
+        <w:rPr>
+          <w:rFonts w:hint="default" w:ascii="Times New Roman" w:hAnsi="Times New Roman" w:cs="Times New Roman"/>
+        </w:rPr>
+      </w:pPr>
+      <w:r>
+        <w:rPr>
+          <w:rFonts w:hint="default" w:ascii="Times New Roman" w:hAnsi="Times New Roman" w:cs="Times New Roman"/>
+        </w:rPr>
         <w:t xml:space="preserve">Нажми </w:t>
       </w:r>
       <w:r>
         <w:rPr>
           <w:rStyle w:val="6"/>
+          <w:rFonts w:hint="default" w:ascii="Times New Roman" w:hAnsi="Times New Roman" w:cs="Times New Roman"/>
         </w:rPr>
         <w:t>Ctrl + X</w:t>
       </w:r>
       <w:r>
+        <w:rPr>
+          <w:rFonts w:hint="default" w:ascii="Times New Roman" w:hAnsi="Times New Roman" w:cs="Times New Roman"/>
+        </w:rPr>
         <w:t xml:space="preserve"> (выйти из редактора).</w:t>
       </w:r>
     </w:p>
@@ -3468,16 +3556,25 @@
         <w:suppressLineNumbers w:val="0"/>
         <w:spacing w:before="0" w:beforeAutospacing="1" w:after="0" w:afterAutospacing="1"/>
         <w:ind w:left="1440" w:hanging="360"/>
-      </w:pPr>
-    </w:p>
-    <w:p>
-      <w:pPr>
-        <w:keepNext w:val="0"/>
-        <w:keepLines w:val="0"/>
-        <w:widowControl/>
-        <w:suppressLineNumbers w:val="0"/>
-      </w:pPr>
-      <w:r>
+        <w:rPr>
+          <w:rFonts w:hint="default" w:ascii="Times New Roman" w:hAnsi="Times New Roman" w:cs="Times New Roman"/>
+        </w:rPr>
+      </w:pPr>
+    </w:p>
+    <w:p>
+      <w:pPr>
+        <w:keepNext w:val="0"/>
+        <w:keepLines w:val="0"/>
+        <w:widowControl/>
+        <w:suppressLineNumbers w:val="0"/>
+        <w:rPr>
+          <w:rFonts w:hint="default" w:ascii="Times New Roman" w:hAnsi="Times New Roman" w:cs="Times New Roman"/>
+        </w:rPr>
+      </w:pPr>
+      <w:r>
+        <w:rPr>
+          <w:rFonts w:hint="default" w:ascii="Times New Roman" w:hAnsi="Times New Roman" w:cs="Times New Roman"/>
+        </w:rPr>
         <w:pict>
           <v:rect id="_x0000_i1032" o:spt="1" style="height:1.5pt;width:432pt;" fillcolor="#A0A0A0" filled="t" stroked="f" coordsize="21600,21600" o:hr="t" o:hrstd="t" o:hralign="center">
             <v:path/>
@@ -3498,8 +3595,14 @@
         <w:keepLines w:val="0"/>
         <w:widowControl/>
         <w:suppressLineNumbers w:val="0"/>
-      </w:pPr>
-      <w:r>
+        <w:rPr>
+          <w:rFonts w:hint="default" w:ascii="Times New Roman" w:hAnsi="Times New Roman" w:cs="Times New Roman"/>
+        </w:rPr>
+      </w:pPr>
+      <w:r>
+        <w:rPr>
+          <w:rFonts w:hint="default" w:ascii="Times New Roman" w:hAnsi="Times New Roman" w:cs="Times New Roman"/>
+        </w:rPr>
         <w:t>3. Активация службы</w:t>
       </w:r>
     </w:p>
@@ -3510,8 +3613,14 @@
         <w:keepLines w:val="0"/>
         <w:widowControl/>
         <w:suppressLineNumbers w:val="0"/>
-      </w:pPr>
-      <w:r>
+        <w:rPr>
+          <w:rFonts w:hint="default" w:ascii="Times New Roman" w:hAnsi="Times New Roman" w:cs="Times New Roman"/>
+        </w:rPr>
+      </w:pPr>
+      <w:r>
+        <w:rPr>
+          <w:rFonts w:hint="default" w:ascii="Times New Roman" w:hAnsi="Times New Roman" w:cs="Times New Roman"/>
+        </w:rPr>
         <w:t>Теперь нужно сказать Astra Linux, что появился новый сервис, и его пора включить:</w:t>
       </w:r>
     </w:p>
@@ -3527,6 +3636,9 @@
         <w:suppressLineNumbers w:val="0"/>
         <w:spacing w:before="0" w:beforeAutospacing="1" w:after="0" w:afterAutospacing="1"/>
         <w:ind w:left="2880" w:hanging="360"/>
+        <w:rPr>
+          <w:rFonts w:hint="default" w:ascii="Times New Roman" w:hAnsi="Times New Roman" w:cs="Times New Roman"/>
+        </w:rPr>
       </w:pPr>
     </w:p>
     <w:p>
@@ -3537,9 +3649,13 @@
         <w:widowControl/>
         <w:suppressLineNumbers w:val="0"/>
         <w:ind w:left="720"/>
-      </w:pPr>
-      <w:r>
-        <w:rPr>
+        <w:rPr>
+          <w:rFonts w:hint="default" w:ascii="Times New Roman" w:hAnsi="Times New Roman" w:cs="Times New Roman"/>
+        </w:rPr>
+      </w:pPr>
+      <w:r>
+        <w:rPr>
+          <w:rFonts w:hint="default" w:ascii="Times New Roman" w:hAnsi="Times New Roman" w:cs="Times New Roman"/>
           <w:b/>
           <w:bCs/>
         </w:rPr>
@@ -3558,6 +3674,9 @@
         <w:suppressLineNumbers w:val="0"/>
         <w:spacing w:before="0" w:beforeAutospacing="1" w:after="0" w:afterAutospacing="1"/>
         <w:ind w:left="2880" w:hanging="360"/>
+        <w:rPr>
+          <w:rFonts w:hint="default" w:ascii="Times New Roman" w:hAnsi="Times New Roman" w:cs="Times New Roman"/>
+        </w:rPr>
       </w:pPr>
     </w:p>
     <w:p>
@@ -3568,10 +3687,13 @@
         <w:suppressLineNumbers w:val="0"/>
         <w:ind w:left="720"/>
         <w:jc w:val="left"/>
-      </w:pPr>
-      <w:r>
-        <w:rPr>
-          <w:rFonts w:ascii="SimSun" w:hAnsi="SimSun" w:eastAsia="SimSun" w:cs="SimSun"/>
+        <w:rPr>
+          <w:rFonts w:hint="default" w:ascii="Times New Roman" w:hAnsi="Times New Roman" w:cs="Times New Roman"/>
+        </w:rPr>
+      </w:pPr>
+      <w:r>
+        <w:rPr>
+          <w:rFonts w:hint="default" w:ascii="Times New Roman" w:hAnsi="Times New Roman" w:eastAsia="SimSun" w:cs="Times New Roman"/>
           <w:kern w:val="0"/>
           <w:sz w:val="24"/>
           <w:szCs w:val="24"/>
@@ -3592,6 +3714,9 @@
         <w:suppressLineNumbers w:val="0"/>
         <w:spacing w:before="0" w:beforeAutospacing="1" w:after="0" w:afterAutospacing="1"/>
         <w:ind w:left="2880" w:hanging="360"/>
+        <w:rPr>
+          <w:rFonts w:hint="default" w:ascii="Times New Roman" w:hAnsi="Times New Roman" w:cs="Times New Roman"/>
+        </w:rPr>
       </w:pPr>
     </w:p>
     <w:p>
@@ -3602,10 +3727,14 @@
         <w:widowControl/>
         <w:suppressLineNumbers w:val="0"/>
         <w:ind w:left="720"/>
+        <w:rPr>
+          <w:rFonts w:hint="default" w:ascii="Times New Roman" w:hAnsi="Times New Roman" w:cs="Times New Roman"/>
+        </w:rPr>
       </w:pPr>
       <w:r>
         <w:rPr>
           <w:rStyle w:val="6"/>
+          <w:rFonts w:hint="default" w:ascii="Times New Roman" w:hAnsi="Times New Roman" w:cs="Times New Roman"/>
         </w:rPr>
         <w:t>sudo systemctl daemon-reload</w:t>
       </w:r>
@@ -3622,6 +3751,9 @@
         <w:suppressLineNumbers w:val="0"/>
         <w:spacing w:before="0" w:beforeAutospacing="1" w:after="0" w:afterAutospacing="1"/>
         <w:ind w:left="2880" w:hanging="360"/>
+        <w:rPr>
+          <w:rFonts w:hint="default" w:ascii="Times New Roman" w:hAnsi="Times New Roman" w:cs="Times New Roman"/>
+        </w:rPr>
       </w:pPr>
     </w:p>
     <w:p>
@@ -3636,6 +3768,9 @@
         <w:suppressLineNumbers w:val="0"/>
         <w:spacing w:before="0" w:beforeAutospacing="1" w:after="0" w:afterAutospacing="1"/>
         <w:ind w:left="2880" w:hanging="360"/>
+        <w:rPr>
+          <w:rFonts w:hint="default" w:ascii="Times New Roman" w:hAnsi="Times New Roman" w:cs="Times New Roman"/>
+        </w:rPr>
       </w:pPr>
     </w:p>
     <w:p>
@@ -3646,9 +3781,13 @@
         <w:widowControl/>
         <w:suppressLineNumbers w:val="0"/>
         <w:ind w:left="720"/>
-      </w:pPr>
-      <w:r>
-        <w:rPr>
+        <w:rPr>
+          <w:rFonts w:hint="default" w:ascii="Times New Roman" w:hAnsi="Times New Roman" w:cs="Times New Roman"/>
+        </w:rPr>
+      </w:pPr>
+      <w:r>
+        <w:rPr>
+          <w:rFonts w:hint="default" w:ascii="Times New Roman" w:hAnsi="Times New Roman" w:cs="Times New Roman"/>
           <w:b/>
           <w:bCs/>
         </w:rPr>
@@ -3667,6 +3806,9 @@
         <w:suppressLineNumbers w:val="0"/>
         <w:spacing w:before="0" w:beforeAutospacing="1" w:after="0" w:afterAutospacing="1"/>
         <w:ind w:left="2880" w:hanging="360"/>
+        <w:rPr>
+          <w:rFonts w:hint="default" w:ascii="Times New Roman" w:hAnsi="Times New Roman" w:cs="Times New Roman"/>
+        </w:rPr>
       </w:pPr>
     </w:p>
     <w:p>
@@ -3677,10 +3819,13 @@
         <w:suppressLineNumbers w:val="0"/>
         <w:ind w:left="720"/>
         <w:jc w:val="left"/>
-      </w:pPr>
-      <w:r>
-        <w:rPr>
-          <w:rFonts w:ascii="SimSun" w:hAnsi="SimSun" w:eastAsia="SimSun" w:cs="SimSun"/>
+        <w:rPr>
+          <w:rFonts w:hint="default" w:ascii="Times New Roman" w:hAnsi="Times New Roman" w:cs="Times New Roman"/>
+        </w:rPr>
+      </w:pPr>
+      <w:r>
+        <w:rPr>
+          <w:rFonts w:hint="default" w:ascii="Times New Roman" w:hAnsi="Times New Roman" w:eastAsia="SimSun" w:cs="Times New Roman"/>
           <w:kern w:val="0"/>
           <w:sz w:val="24"/>
           <w:szCs w:val="24"/>
@@ -3701,6 +3846,9 @@
         <w:suppressLineNumbers w:val="0"/>
         <w:spacing w:before="0" w:beforeAutospacing="1" w:after="0" w:afterAutospacing="1"/>
         <w:ind w:left="2880" w:hanging="360"/>
+        <w:rPr>
+          <w:rFonts w:hint="default" w:ascii="Times New Roman" w:hAnsi="Times New Roman" w:cs="Times New Roman"/>
+        </w:rPr>
       </w:pPr>
     </w:p>
     <w:p>
@@ -3711,19 +3859,27 @@
         <w:widowControl/>
         <w:suppressLineNumbers w:val="0"/>
         <w:ind w:left="720"/>
+        <w:rPr>
+          <w:rFonts w:hint="default" w:ascii="Times New Roman" w:hAnsi="Times New Roman" w:cs="Times New Roman"/>
+        </w:rPr>
       </w:pPr>
       <w:r>
         <w:rPr>
           <w:rStyle w:val="6"/>
+          <w:rFonts w:hint="default" w:ascii="Times New Roman" w:hAnsi="Times New Roman" w:cs="Times New Roman"/>
         </w:rPr>
         <w:t xml:space="preserve">sudo systemctl </w:t>
       </w:r>
       <w:r>
+        <w:rPr>
+          <w:rFonts w:hint="default" w:ascii="Times New Roman" w:hAnsi="Times New Roman" w:cs="Times New Roman"/>
+        </w:rPr>
         <w:t>enable</w:t>
       </w:r>
       <w:r>
         <w:rPr>
           <w:rStyle w:val="6"/>
+          <w:rFonts w:hint="default" w:ascii="Times New Roman" w:hAnsi="Times New Roman" w:cs="Times New Roman"/>
         </w:rPr>
         <w:t xml:space="preserve"> docker</w:t>
       </w:r>
@@ -3740,6 +3896,9 @@
         <w:suppressLineNumbers w:val="0"/>
         <w:spacing w:before="0" w:beforeAutospacing="1" w:after="0" w:afterAutospacing="1"/>
         <w:ind w:left="2880" w:hanging="360"/>
+        <w:rPr>
+          <w:rFonts w:hint="default" w:ascii="Times New Roman" w:hAnsi="Times New Roman" w:cs="Times New Roman"/>
+        </w:rPr>
       </w:pPr>
     </w:p>
     <w:p>
@@ -3754,6 +3913,9 @@
         <w:suppressLineNumbers w:val="0"/>
         <w:spacing w:before="0" w:beforeAutospacing="1" w:after="0" w:afterAutospacing="1"/>
         <w:ind w:left="2880" w:hanging="360"/>
+        <w:rPr>
+          <w:rFonts w:hint="default" w:ascii="Times New Roman" w:hAnsi="Times New Roman" w:cs="Times New Roman"/>
+        </w:rPr>
       </w:pPr>
     </w:p>
     <w:p>
@@ -3764,9 +3926,13 @@
         <w:widowControl/>
         <w:suppressLineNumbers w:val="0"/>
         <w:ind w:left="720"/>
-      </w:pPr>
-      <w:r>
-        <w:rPr>
+        <w:rPr>
+          <w:rFonts w:hint="default" w:ascii="Times New Roman" w:hAnsi="Times New Roman" w:cs="Times New Roman"/>
+        </w:rPr>
+      </w:pPr>
+      <w:r>
+        <w:rPr>
+          <w:rFonts w:hint="default" w:ascii="Times New Roman" w:hAnsi="Times New Roman" w:cs="Times New Roman"/>
           <w:b/>
           <w:bCs/>
         </w:rPr>
@@ -3785,6 +3951,9 @@
         <w:suppressLineNumbers w:val="0"/>
         <w:spacing w:before="0" w:beforeAutospacing="1" w:after="0" w:afterAutospacing="1"/>
         <w:ind w:left="2880" w:hanging="360"/>
+        <w:rPr>
+          <w:rFonts w:hint="default" w:ascii="Times New Roman" w:hAnsi="Times New Roman" w:cs="Times New Roman"/>
+        </w:rPr>
       </w:pPr>
     </w:p>
     <w:p>
@@ -3795,10 +3964,13 @@
         <w:suppressLineNumbers w:val="0"/>
         <w:ind w:left="720"/>
         <w:jc w:val="left"/>
-      </w:pPr>
-      <w:r>
-        <w:rPr>
-          <w:rFonts w:ascii="SimSun" w:hAnsi="SimSun" w:eastAsia="SimSun" w:cs="SimSun"/>
+        <w:rPr>
+          <w:rFonts w:hint="default" w:ascii="Times New Roman" w:hAnsi="Times New Roman" w:cs="Times New Roman"/>
+        </w:rPr>
+      </w:pPr>
+      <w:r>
+        <w:rPr>
+          <w:rFonts w:hint="default" w:ascii="Times New Roman" w:hAnsi="Times New Roman" w:eastAsia="SimSun" w:cs="Times New Roman"/>
           <w:kern w:val="0"/>
           <w:sz w:val="24"/>
           <w:szCs w:val="24"/>
@@ -3819,6 +3991,9 @@
         <w:suppressLineNumbers w:val="0"/>
         <w:spacing w:before="0" w:beforeAutospacing="1" w:after="0" w:afterAutospacing="1"/>
         <w:ind w:left="2880" w:hanging="360"/>
+        <w:rPr>
+          <w:rFonts w:hint="default" w:ascii="Times New Roman" w:hAnsi="Times New Roman" w:cs="Times New Roman"/>
+        </w:rPr>
       </w:pPr>
     </w:p>
     <w:p>
@@ -3829,10 +4004,14 @@
         <w:widowControl/>
         <w:suppressLineNumbers w:val="0"/>
         <w:ind w:left="720"/>
+        <w:rPr>
+          <w:rFonts w:hint="default" w:ascii="Times New Roman" w:hAnsi="Times New Roman" w:cs="Times New Roman"/>
+        </w:rPr>
       </w:pPr>
       <w:r>
         <w:rPr>
           <w:rStyle w:val="6"/>
+          <w:rFonts w:hint="default" w:ascii="Times New Roman" w:hAnsi="Times New Roman" w:cs="Times New Roman"/>
         </w:rPr>
         <w:t>sudo systemctl start docker</w:t>
       </w:r>
@@ -3849,16 +4028,25 @@
         <w:suppressLineNumbers w:val="0"/>
         <w:spacing w:before="0" w:beforeAutospacing="1" w:after="0" w:afterAutospacing="1"/>
         <w:ind w:left="2880" w:hanging="360"/>
-      </w:pPr>
-    </w:p>
-    <w:p>
-      <w:pPr>
-        <w:keepNext w:val="0"/>
-        <w:keepLines w:val="0"/>
-        <w:widowControl/>
-        <w:suppressLineNumbers w:val="0"/>
-      </w:pPr>
-      <w:r>
+        <w:rPr>
+          <w:rFonts w:hint="default" w:ascii="Times New Roman" w:hAnsi="Times New Roman" w:cs="Times New Roman"/>
+        </w:rPr>
+      </w:pPr>
+    </w:p>
+    <w:p>
+      <w:pPr>
+        <w:keepNext w:val="0"/>
+        <w:keepLines w:val="0"/>
+        <w:widowControl/>
+        <w:suppressLineNumbers w:val="0"/>
+        <w:rPr>
+          <w:rFonts w:hint="default" w:ascii="Times New Roman" w:hAnsi="Times New Roman" w:cs="Times New Roman"/>
+        </w:rPr>
+      </w:pPr>
+      <w:r>
+        <w:rPr>
+          <w:rFonts w:hint="default" w:ascii="Times New Roman" w:hAnsi="Times New Roman" w:cs="Times New Roman"/>
+        </w:rPr>
         <w:pict>
           <v:rect id="_x0000_i1033" o:spt="1" style="height:1.5pt;width:432pt;" fillcolor="#A0A0A0" filled="t" stroked="f" coordsize="21600,21600" o:hr="t" o:hrstd="t" o:hralign="center">
             <v:path/>
@@ -3879,8 +4067,14 @@
         <w:keepLines w:val="0"/>
         <w:widowControl/>
         <w:suppressLineNumbers w:val="0"/>
-      </w:pPr>
-      <w:r>
+        <w:rPr>
+          <w:rFonts w:hint="default" w:ascii="Times New Roman" w:hAnsi="Times New Roman" w:cs="Times New Roman"/>
+        </w:rPr>
+      </w:pPr>
+      <w:r>
+        <w:rPr>
+          <w:rFonts w:hint="default" w:ascii="Times New Roman" w:hAnsi="Times New Roman" w:cs="Times New Roman"/>
+        </w:rPr>
         <w:t>4. Проверка</w:t>
       </w:r>
     </w:p>
@@ -3891,8 +4085,14 @@
         <w:keepLines w:val="0"/>
         <w:widowControl/>
         <w:suppressLineNumbers w:val="0"/>
-      </w:pPr>
-      <w:r>
+        <w:rPr>
+          <w:rFonts w:hint="default" w:ascii="Times New Roman" w:hAnsi="Times New Roman" w:cs="Times New Roman"/>
+        </w:rPr>
+      </w:pPr>
+      <w:r>
+        <w:rPr>
+          <w:rFonts w:hint="default" w:ascii="Times New Roman" w:hAnsi="Times New Roman" w:cs="Times New Roman"/>
+        </w:rPr>
         <w:t>Проверь, что всё «зеленое» и работает:</w:t>
       </w:r>
     </w:p>
@@ -3903,10 +4103,13 @@
         <w:widowControl/>
         <w:suppressLineNumbers w:val="0"/>
         <w:jc w:val="left"/>
-      </w:pPr>
-      <w:r>
-        <w:rPr>
-          <w:rFonts w:ascii="SimSun" w:hAnsi="SimSun" w:eastAsia="SimSun" w:cs="SimSun"/>
+        <w:rPr>
+          <w:rFonts w:hint="default" w:ascii="Times New Roman" w:hAnsi="Times New Roman" w:cs="Times New Roman"/>
+        </w:rPr>
+      </w:pPr>
+      <w:r>
+        <w:rPr>
+          <w:rFonts w:hint="default" w:ascii="Times New Roman" w:hAnsi="Times New Roman" w:eastAsia="SimSun" w:cs="Times New Roman"/>
           <w:kern w:val="0"/>
           <w:sz w:val="24"/>
           <w:szCs w:val="24"/>
@@ -3922,10 +4125,14 @@
         <w:keepLines w:val="0"/>
         <w:widowControl/>
         <w:suppressLineNumbers w:val="0"/>
+        <w:rPr>
+          <w:rFonts w:hint="default" w:ascii="Times New Roman" w:hAnsi="Times New Roman" w:cs="Times New Roman"/>
+        </w:rPr>
       </w:pPr>
       <w:r>
         <w:rPr>
           <w:rStyle w:val="6"/>
+          <w:rFonts w:hint="default" w:ascii="Times New Roman" w:hAnsi="Times New Roman" w:cs="Times New Roman"/>
         </w:rPr>
         <w:t>sudo systemctl status docker</w:t>
       </w:r>
@@ -3937,33 +4144,50 @@
         <w:keepLines w:val="0"/>
         <w:widowControl/>
         <w:suppressLineNumbers w:val="0"/>
-      </w:pPr>
-      <w:r>
+        <w:rPr>
+          <w:rFonts w:hint="default" w:ascii="Times New Roman" w:hAnsi="Times New Roman" w:cs="Times New Roman"/>
+        </w:rPr>
+      </w:pPr>
+      <w:r>
+        <w:rPr>
+          <w:rFonts w:hint="default" w:ascii="Times New Roman" w:hAnsi="Times New Roman" w:cs="Times New Roman"/>
+        </w:rPr>
         <w:t xml:space="preserve">В строке </w:t>
       </w:r>
       <w:r>
         <w:rPr>
           <w:rStyle w:val="6"/>
+          <w:rFonts w:hint="default" w:ascii="Times New Roman" w:hAnsi="Times New Roman" w:cs="Times New Roman"/>
         </w:rPr>
         <w:t>Active:</w:t>
       </w:r>
       <w:r>
+        <w:rPr>
+          <w:rFonts w:hint="default" w:ascii="Times New Roman" w:hAnsi="Times New Roman" w:cs="Times New Roman"/>
+        </w:rPr>
         <w:t xml:space="preserve"> ты должен увидеть </w:t>
       </w:r>
       <w:r>
         <w:rPr>
+          <w:rFonts w:hint="default" w:ascii="Times New Roman" w:hAnsi="Times New Roman" w:cs="Times New Roman"/>
           <w:b/>
           <w:bCs/>
         </w:rPr>
         <w:t>active (running)</w:t>
       </w:r>
       <w:r>
+        <w:rPr>
+          <w:rFonts w:hint="default" w:ascii="Times New Roman" w:hAnsi="Times New Roman" w:cs="Times New Roman"/>
+        </w:rPr>
         <w:t>. Это значит, что теперь Docker — полноправный житель твоей Astra Linux.</w:t>
       </w:r>
     </w:p>
     <w:p>
-      <w:bookmarkStart w:id="0" w:name="_GoBack"/>
-      <w:bookmarkEnd w:id="0"/>
+      <w:pPr>
+        <w:rPr>
+          <w:rFonts w:hint="default" w:ascii="Times New Roman" w:hAnsi="Times New Roman" w:cs="Times New Roman"/>
+        </w:rPr>
+      </w:pPr>
     </w:p>
     <w:sectPr>
       <w:pgSz w:w="11906" w:h="16838"/>
@@ -5006,7 +5230,7 @@
     <w:lsdException w:unhideWhenUsed="0" w:uiPriority="0" w:semiHidden="0" w:name="HTML Sample"/>
     <w:lsdException w:unhideWhenUsed="0" w:uiPriority="0" w:semiHidden="0" w:name="HTML Typewriter"/>
     <w:lsdException w:unhideWhenUsed="0" w:uiPriority="0" w:semiHidden="0" w:name="HTML Variable"/>
-    <w:lsdException w:unhideWhenUsed="0" w:uiPriority="0" w:name="Normal Table"/>
+    <w:lsdException w:qFormat="1" w:unhideWhenUsed="0" w:uiPriority="0" w:name="Normal Table"/>
     <w:lsdException w:unhideWhenUsed="0" w:uiPriority="0" w:semiHidden="0" w:name="annotation subject"/>
     <w:lsdException w:unhideWhenUsed="0" w:uiPriority="0" w:semiHidden="0" w:name="Table Simple 1"/>
     <w:lsdException w:unhideWhenUsed="0" w:uiPriority="0" w:semiHidden="0" w:name="Table Simple 2"/>
@@ -5092,6 +5316,7 @@
   <w:style w:type="table" w:default="1" w:styleId="4">
     <w:name w:val="Normal Table"/>
     <w:semiHidden/>
+    <w:qFormat/>
     <w:uiPriority w:val="0"/>
     <w:tblPr>
       <w:tblCellMar>
@@ -5130,6 +5355,7 @@
       <w:jc w:val="left"/>
     </w:pPr>
     <w:rPr>
+      <w:rFonts w:ascii="Times New Roman" w:hAnsi="Times New Roman" w:eastAsia="SimSun" w:cs="Times New Roman"/>
       <w:kern w:val="0"/>
       <w:sz w:val="24"/>
       <w:szCs w:val="24"/>
